--- a/Step 4/S-P_450-E4_strategie_test-grp_Matias_Denis.docx
+++ b/Step 4/S-P_450-E4_strategie_test-grp_Matias_Denis.docx
@@ -4,730 +4,992 @@
   <w:body>
     <w:p>
       <w:pPr>
-        <w:jc w:val="both"/>
-        <w:rPr>
-          <w:rFonts w:asciiTheme="majorHAnsi" w:eastAsiaTheme="majorEastAsia" w:hAnsiTheme="majorHAnsi" w:cstheme="majorBidi"/>
+        <w:jc w:val="center"/>
+        <w:rPr>
+          <w:rFonts w:ascii="Arial" w:eastAsiaTheme="majorEastAsia" w:hAnsi="Arial" w:cs="Arial"/>
           <w:color w:val="0F4761" w:themeColor="accent1" w:themeShade="BF"/>
           <w:sz w:val="40"/>
           <w:szCs w:val="40"/>
         </w:rPr>
       </w:pPr>
-      <w:r>
-        <w:rPr>
-          <w:rFonts w:asciiTheme="majorHAnsi" w:eastAsiaTheme="majorEastAsia" w:hAnsiTheme="majorHAnsi" w:cstheme="majorBidi"/>
+    </w:p>
+    <w:p>
+      <w:pPr>
+        <w:jc w:val="center"/>
+        <w:rPr>
+          <w:rFonts w:ascii="Arial" w:eastAsiaTheme="majorEastAsia" w:hAnsi="Arial" w:cs="Arial"/>
           <w:color w:val="0F4761" w:themeColor="accent1" w:themeShade="BF"/>
           <w:sz w:val="40"/>
           <w:szCs w:val="40"/>
         </w:rPr>
-        <w:t>Stratégie de test • Plan de test • Tests</w:t>
-      </w:r>
+      </w:pPr>
     </w:p>
     <w:p>
       <w:pPr>
-        <w:jc w:val="both"/>
-        <w:rPr>
+        <w:jc w:val="center"/>
+        <w:rPr>
+          <w:rFonts w:ascii="Arial" w:eastAsiaTheme="majorEastAsia" w:hAnsi="Arial" w:cs="Arial"/>
+          <w:color w:val="0F4761" w:themeColor="accent1" w:themeShade="BF"/>
+          <w:sz w:val="40"/>
+          <w:szCs w:val="40"/>
+        </w:rPr>
+      </w:pPr>
+    </w:p>
+    <w:p>
+      <w:pPr>
+        <w:jc w:val="center"/>
+        <w:rPr>
+          <w:rFonts w:ascii="Arial" w:eastAsiaTheme="majorEastAsia" w:hAnsi="Arial" w:cs="Arial"/>
+          <w:color w:val="0F4761" w:themeColor="accent1" w:themeShade="BF"/>
+          <w:sz w:val="40"/>
+          <w:szCs w:val="40"/>
+        </w:rPr>
+      </w:pPr>
+    </w:p>
+    <w:p>
+      <w:pPr>
+        <w:jc w:val="center"/>
+        <w:rPr>
+          <w:rFonts w:ascii="Arial" w:eastAsiaTheme="majorEastAsia" w:hAnsi="Arial" w:cs="Arial"/>
+          <w:color w:val="0F4761" w:themeColor="accent1" w:themeShade="BF"/>
+          <w:sz w:val="40"/>
+          <w:szCs w:val="40"/>
+        </w:rPr>
+      </w:pPr>
+    </w:p>
+    <w:p>
+      <w:pPr>
+        <w:jc w:val="center"/>
+        <w:rPr>
+          <w:rFonts w:ascii="Arial" w:eastAsiaTheme="majorEastAsia" w:hAnsi="Arial" w:cs="Arial"/>
+          <w:color w:val="0F4761" w:themeColor="accent1" w:themeShade="BF"/>
+          <w:sz w:val="40"/>
+          <w:szCs w:val="40"/>
+        </w:rPr>
+      </w:pPr>
+      <w:r>
+        <w:rPr>
+          <w:rFonts w:ascii="Arial" w:eastAsiaTheme="majorEastAsia" w:hAnsi="Arial" w:cs="Arial"/>
+          <w:color w:val="0F4761" w:themeColor="accent1" w:themeShade="BF"/>
+          <w:sz w:val="40"/>
+          <w:szCs w:val="40"/>
+        </w:rPr>
+        <w:t>Stratégie, Plan de test et Automatisation</w:t>
+      </w:r>
+    </w:p>
+    <w:p>
+      <w:pPr>
+        <w:jc w:val="center"/>
+        <w:rPr>
+          <w:rFonts w:ascii="Arial" w:eastAsiaTheme="majorEastAsia" w:hAnsi="Arial" w:cs="Arial"/>
+          <w:color w:val="0F4761" w:themeColor="accent1" w:themeShade="BF"/>
+          <w:sz w:val="40"/>
+          <w:szCs w:val="40"/>
+        </w:rPr>
+      </w:pPr>
+      <w:r>
+        <w:rPr>
+          <w:rFonts w:ascii="Arial" w:eastAsiaTheme="majorEastAsia" w:hAnsi="Arial" w:cs="Arial"/>
+          <w:color w:val="0F4761" w:themeColor="accent1" w:themeShade="BF"/>
+          <w:sz w:val="40"/>
+          <w:szCs w:val="40"/>
+        </w:rPr>
+        <w:t>–</w:t>
+      </w:r>
+    </w:p>
+    <w:p>
+      <w:pPr>
+        <w:jc w:val="center"/>
+        <w:rPr>
+          <w:rFonts w:ascii="Arial" w:eastAsiaTheme="majorEastAsia" w:hAnsi="Arial" w:cs="Arial"/>
+          <w:color w:val="0F4761" w:themeColor="accent1" w:themeShade="BF"/>
+          <w:sz w:val="40"/>
+          <w:szCs w:val="40"/>
+        </w:rPr>
+      </w:pPr>
+      <w:r>
+        <w:rPr>
+          <w:rFonts w:ascii="Arial" w:eastAsiaTheme="majorEastAsia" w:hAnsi="Arial" w:cs="Arial"/>
+          <w:color w:val="0F4761" w:themeColor="accent1" w:themeShade="BF"/>
+          <w:sz w:val="40"/>
+          <w:szCs w:val="40"/>
+        </w:rPr>
+        <w:t xml:space="preserve">Projet </w:t>
+      </w:r>
+      <w:proofErr w:type="spellStart"/>
+      <w:r>
+        <w:rPr>
+          <w:rFonts w:ascii="Arial" w:eastAsiaTheme="majorEastAsia" w:hAnsi="Arial" w:cs="Arial"/>
+          <w:color w:val="0F4761" w:themeColor="accent1" w:themeShade="BF"/>
+          <w:sz w:val="40"/>
+          <w:szCs w:val="40"/>
+        </w:rPr>
+        <w:t>TaskTimer</w:t>
+      </w:r>
+      <w:proofErr w:type="spellEnd"/>
+      <w:r>
+        <w:rPr>
+          <w:rFonts w:ascii="Arial" w:eastAsiaTheme="majorEastAsia" w:hAnsi="Arial" w:cs="Arial"/>
+          <w:color w:val="0F4761" w:themeColor="accent1" w:themeShade="BF"/>
+          <w:sz w:val="40"/>
+          <w:szCs w:val="40"/>
+        </w:rPr>
+        <w:t xml:space="preserve"> (P_450)</w:t>
+      </w:r>
+    </w:p>
+    <w:p>
+      <w:pPr>
+        <w:rPr>
+          <w:rFonts w:ascii="Arial" w:hAnsi="Arial" w:cs="Arial"/>
+        </w:rPr>
+      </w:pPr>
+    </w:p>
+    <w:p>
+      <w:pPr>
+        <w:rPr>
+          <w:rFonts w:ascii="Arial" w:hAnsi="Arial" w:cs="Arial"/>
+        </w:rPr>
+      </w:pPr>
+    </w:p>
+    <w:p>
+      <w:pPr>
+        <w:rPr>
+          <w:rFonts w:ascii="Arial" w:hAnsi="Arial" w:cs="Arial"/>
+        </w:rPr>
+      </w:pPr>
+    </w:p>
+    <w:p>
+      <w:pPr>
+        <w:rPr>
+          <w:rFonts w:ascii="Arial" w:hAnsi="Arial" w:cs="Arial"/>
+        </w:rPr>
+      </w:pPr>
+    </w:p>
+    <w:p>
+      <w:pPr>
+        <w:rPr>
+          <w:rFonts w:ascii="Arial" w:hAnsi="Arial" w:cs="Arial"/>
+        </w:rPr>
+      </w:pPr>
+    </w:p>
+    <w:p>
+      <w:pPr>
+        <w:rPr>
+          <w:rFonts w:ascii="Arial" w:hAnsi="Arial" w:cs="Arial"/>
+        </w:rPr>
+      </w:pPr>
+    </w:p>
+    <w:p>
+      <w:pPr>
+        <w:rPr>
+          <w:rFonts w:ascii="Arial" w:hAnsi="Arial" w:cs="Arial"/>
+        </w:rPr>
+      </w:pPr>
+    </w:p>
+    <w:p>
+      <w:pPr>
+        <w:rPr>
+          <w:rFonts w:ascii="Arial" w:hAnsi="Arial" w:cs="Arial"/>
+        </w:rPr>
+      </w:pPr>
+    </w:p>
+    <w:p>
+      <w:pPr>
+        <w:jc w:val="center"/>
+        <w:rPr>
+          <w:rFonts w:ascii="Arial" w:hAnsi="Arial" w:cs="Arial"/>
+        </w:rPr>
+      </w:pPr>
+      <w:r>
+        <w:rPr>
+          <w:rFonts w:ascii="Arial" w:hAnsi="Arial" w:cs="Arial"/>
           <w:b/>
           <w:bCs/>
         </w:rPr>
-      </w:pPr>
-      <w:r>
-        <w:rPr>
+        <w:t>Auteur :</w:t>
+      </w:r>
+      <w:r>
+        <w:rPr>
+          <w:rFonts w:ascii="Arial" w:hAnsi="Arial" w:cs="Arial"/>
+        </w:rPr>
+        <w:t xml:space="preserve"> Matias Denis</w:t>
+      </w:r>
+    </w:p>
+    <w:p>
+      <w:pPr>
+        <w:jc w:val="center"/>
+        <w:rPr>
+          <w:rFonts w:ascii="Arial" w:hAnsi="Arial" w:cs="Arial"/>
+        </w:rPr>
+      </w:pPr>
+      <w:r>
+        <w:rPr>
+          <w:rFonts w:ascii="Arial" w:hAnsi="Arial" w:cs="Arial"/>
           <w:b/>
           <w:bCs/>
         </w:rPr>
-        <w:t>1. Stratégie de test</w:t>
+        <w:t>Date :</w:t>
+      </w:r>
+      <w:r>
+        <w:rPr>
+          <w:rFonts w:ascii="Arial" w:hAnsi="Arial" w:cs="Arial"/>
+        </w:rPr>
+        <w:t xml:space="preserve"> </w:t>
+      </w:r>
+      <w:r>
+        <w:rPr>
+          <w:rFonts w:ascii="Arial" w:hAnsi="Arial" w:cs="Arial"/>
+        </w:rPr>
+        <w:t>10</w:t>
+      </w:r>
+      <w:r>
+        <w:rPr>
+          <w:rFonts w:ascii="Arial" w:hAnsi="Arial" w:cs="Arial"/>
+        </w:rPr>
+        <w:t xml:space="preserve"> </w:t>
+      </w:r>
+      <w:proofErr w:type="gramStart"/>
+      <w:r>
+        <w:rPr>
+          <w:rFonts w:ascii="Arial" w:hAnsi="Arial" w:cs="Arial"/>
+        </w:rPr>
+        <w:t>Mars</w:t>
+      </w:r>
+      <w:proofErr w:type="gramEnd"/>
+      <w:r>
+        <w:rPr>
+          <w:rFonts w:ascii="Arial" w:hAnsi="Arial" w:cs="Arial"/>
+        </w:rPr>
+        <w:t xml:space="preserve"> 2026</w:t>
       </w:r>
     </w:p>
     <w:p>
       <w:pPr>
-        <w:jc w:val="both"/>
-      </w:pPr>
-      <w:r>
-        <w:rPr>
+        <w:jc w:val="center"/>
+        <w:rPr>
+          <w:rFonts w:ascii="Arial" w:hAnsi="Arial" w:cs="Arial"/>
+        </w:rPr>
+      </w:pPr>
+      <w:r>
+        <w:rPr>
+          <w:rFonts w:ascii="Arial" w:hAnsi="Arial" w:cs="Arial"/>
           <w:b/>
           <w:bCs/>
         </w:rPr>
-        <w:t>A. Approche basée sur les risques</w:t>
-      </w:r>
-      <w:r>
+        <w:t>Objectif :</w:t>
+      </w:r>
+      <w:r>
+        <w:rPr>
+          <w:rFonts w:ascii="Arial" w:hAnsi="Arial" w:cs="Arial"/>
+        </w:rPr>
         <w:t xml:space="preserve"> </w:t>
+      </w:r>
+      <w:r>
+        <w:rPr>
+          <w:rFonts w:ascii="Arial" w:hAnsi="Arial" w:cs="Arial"/>
+        </w:rPr>
+        <w:t>Transformer le concept de test en une démarche opérationnelle, définir les scénarios d'exécution et mettre en œuvre les tests automatisés pour valider la qualité de l'application.</w:t>
       </w:r>
     </w:p>
     <w:p>
       <w:pPr>
-        <w:jc w:val="both"/>
-      </w:pPr>
-      <w:r>
-        <w:t>Risque identifié | Anomalie reliée | Impact sur le fonctionnement</w:t>
-      </w:r>
-      <w:r>
-        <w:t xml:space="preserve">, </w:t>
-      </w:r>
-      <w:r>
-        <w:t>utilisateur</w:t>
-      </w:r>
-      <w:r>
-        <w:t xml:space="preserve">, </w:t>
-      </w:r>
-      <w:r>
-        <w:t xml:space="preserve">données </w:t>
+        <w:rPr>
+          <w:rFonts w:ascii="Arial" w:hAnsi="Arial" w:cs="Arial"/>
+        </w:rPr>
+      </w:pPr>
+      <w:r>
+        <w:rPr>
+          <w:rFonts w:ascii="Arial" w:hAnsi="Arial" w:cs="Arial"/>
+        </w:rPr>
+        <w:br w:type="page"/>
       </w:r>
     </w:p>
     <w:p>
       <w:pPr>
-        <w:jc w:val="both"/>
-      </w:pPr>
-      <w:r>
-        <w:rPr>
+        <w:pStyle w:val="Titre2"/>
+        <w:rPr>
+          <w:rFonts w:ascii="Arial" w:hAnsi="Arial" w:cs="Arial"/>
+        </w:rPr>
+      </w:pPr>
+      <w:r>
+        <w:rPr>
+          <w:rFonts w:ascii="Arial" w:hAnsi="Arial" w:cs="Arial"/>
+        </w:rPr>
+        <w:lastRenderedPageBreak/>
+        <w:t xml:space="preserve">4.1 </w:t>
+      </w:r>
+      <w:r>
+        <w:rPr>
+          <w:rFonts w:ascii="Arial" w:hAnsi="Arial" w:cs="Arial"/>
+        </w:rPr>
+        <w:t>Stratégie de test</w:t>
+      </w:r>
+    </w:p>
+    <w:p>
+      <w:pPr>
+        <w:rPr>
+          <w:rFonts w:ascii="Arial" w:hAnsi="Arial" w:cs="Arial"/>
           <w:b/>
           <w:bCs/>
         </w:rPr>
-        <w:t>Corruption de l'intégrité des données</w:t>
-      </w:r>
-      <w:r>
-        <w:t xml:space="preserve"> | B-03 (Titre vide) </w:t>
+      </w:pPr>
+      <w:r>
+        <w:rPr>
+          <w:rFonts w:ascii="Arial" w:hAnsi="Arial" w:cs="Arial"/>
+          <w:b/>
+          <w:bCs/>
+        </w:rPr>
+        <w:t xml:space="preserve">A. </w:t>
+      </w:r>
+      <w:r>
+        <w:rPr>
+          <w:rFonts w:ascii="Arial" w:hAnsi="Arial" w:cs="Arial"/>
+          <w:b/>
+          <w:bCs/>
+        </w:rPr>
+        <w:t xml:space="preserve">Approche basée sur les risques </w:t>
       </w:r>
     </w:p>
     <w:p>
       <w:pPr>
-        <w:jc w:val="both"/>
-      </w:pPr>
-      <w:r>
-        <w:rPr>
+        <w:rPr>
+          <w:rFonts w:ascii="Arial" w:hAnsi="Arial" w:cs="Arial"/>
+        </w:rPr>
+      </w:pPr>
+      <w:r>
+        <w:rPr>
+          <w:rFonts w:ascii="Arial" w:hAnsi="Arial" w:cs="Arial"/>
+        </w:rPr>
+        <w:t>Cette approche permet de prioriser les efforts sur les fonctionnalités dont la défaillance impacterait gravement l'utilisateur ou l'intégrité du système.</w:t>
+      </w:r>
+    </w:p>
+    <w:tbl>
+      <w:tblPr>
+        <w:tblW w:w="0" w:type="auto"/>
+        <w:tblCellSpacing w:w="15" w:type="dxa"/>
+        <w:tblCellMar>
+          <w:left w:w="0" w:type="dxa"/>
+          <w:right w:w="0" w:type="dxa"/>
+        </w:tblCellMar>
+        <w:tblLook w:val="04A0" w:firstRow="1" w:lastRow="0" w:firstColumn="1" w:lastColumn="0" w:noHBand="0" w:noVBand="1"/>
+      </w:tblPr>
+      <w:tblGrid>
+        <w:gridCol w:w="2953"/>
+        <w:gridCol w:w="1779"/>
+        <w:gridCol w:w="4324"/>
+      </w:tblGrid>
+      <w:tr>
+        <w:trPr>
+          <w:tblHeader/>
+          <w:tblCellSpacing w:w="15" w:type="dxa"/>
+        </w:trPr>
+        <w:tc>
+          <w:tcPr>
+            <w:tcW w:w="0" w:type="auto"/>
+            <w:tcBorders>
+              <w:top w:val="single" w:sz="6" w:space="0" w:color="auto"/>
+              <w:left w:val="single" w:sz="6" w:space="0" w:color="auto"/>
+              <w:bottom w:val="single" w:sz="6" w:space="0" w:color="auto"/>
+              <w:right w:val="single" w:sz="6" w:space="0" w:color="auto"/>
+            </w:tcBorders>
+            <w:tcMar>
+              <w:top w:w="240" w:type="dxa"/>
+              <w:left w:w="0" w:type="dxa"/>
+              <w:bottom w:w="240" w:type="dxa"/>
+              <w:right w:w="180" w:type="dxa"/>
+            </w:tcMar>
+            <w:vAlign w:val="center"/>
+            <w:hideMark/>
+          </w:tcPr>
+          <w:p>
+            <w:pPr>
+              <w:rPr>
+                <w:rFonts w:ascii="Arial" w:hAnsi="Arial" w:cs="Arial"/>
+              </w:rPr>
+            </w:pPr>
+            <w:r>
+              <w:rPr>
+                <w:rFonts w:ascii="Arial" w:hAnsi="Arial" w:cs="Arial"/>
+                <w:b/>
+                <w:bCs/>
+              </w:rPr>
+              <w:t xml:space="preserve">Risque identifié </w:t>
+            </w:r>
+          </w:p>
+        </w:tc>
+        <w:tc>
+          <w:tcPr>
+            <w:tcW w:w="0" w:type="auto"/>
+            <w:tcBorders>
+              <w:top w:val="single" w:sz="6" w:space="0" w:color="auto"/>
+              <w:left w:val="single" w:sz="6" w:space="0" w:color="auto"/>
+              <w:bottom w:val="single" w:sz="6" w:space="0" w:color="auto"/>
+              <w:right w:val="single" w:sz="6" w:space="0" w:color="auto"/>
+            </w:tcBorders>
+            <w:tcMar>
+              <w:top w:w="240" w:type="dxa"/>
+              <w:left w:w="0" w:type="dxa"/>
+              <w:bottom w:w="240" w:type="dxa"/>
+              <w:right w:w="180" w:type="dxa"/>
+            </w:tcMar>
+            <w:vAlign w:val="center"/>
+            <w:hideMark/>
+          </w:tcPr>
+          <w:p>
+            <w:pPr>
+              <w:rPr>
+                <w:rFonts w:ascii="Arial" w:hAnsi="Arial" w:cs="Arial"/>
+              </w:rPr>
+            </w:pPr>
+            <w:r>
+              <w:rPr>
+                <w:rFonts w:ascii="Arial" w:hAnsi="Arial" w:cs="Arial"/>
+                <w:b/>
+                <w:bCs/>
+              </w:rPr>
+              <w:t xml:space="preserve">Anomalie reliée </w:t>
+            </w:r>
+          </w:p>
+        </w:tc>
+        <w:tc>
+          <w:tcPr>
+            <w:tcW w:w="0" w:type="auto"/>
+            <w:tcBorders>
+              <w:top w:val="single" w:sz="6" w:space="0" w:color="auto"/>
+              <w:left w:val="single" w:sz="6" w:space="0" w:color="auto"/>
+              <w:bottom w:val="single" w:sz="6" w:space="0" w:color="auto"/>
+              <w:right w:val="single" w:sz="6" w:space="0" w:color="auto"/>
+            </w:tcBorders>
+            <w:tcMar>
+              <w:top w:w="240" w:type="dxa"/>
+              <w:left w:w="0" w:type="dxa"/>
+              <w:bottom w:w="240" w:type="dxa"/>
+              <w:right w:w="0" w:type="dxa"/>
+            </w:tcMar>
+            <w:vAlign w:val="center"/>
+            <w:hideMark/>
+          </w:tcPr>
+          <w:p>
+            <w:pPr>
+              <w:rPr>
+                <w:rFonts w:ascii="Arial" w:hAnsi="Arial" w:cs="Arial"/>
+              </w:rPr>
+            </w:pPr>
+            <w:r>
+              <w:rPr>
+                <w:rFonts w:ascii="Arial" w:hAnsi="Arial" w:cs="Arial"/>
+                <w:b/>
+                <w:bCs/>
+              </w:rPr>
+              <w:t xml:space="preserve">Impact (Fonctionnement / Utilisateur / Données) </w:t>
+            </w:r>
+          </w:p>
+        </w:tc>
+      </w:tr>
+      <w:tr>
+        <w:trPr>
+          <w:tblCellSpacing w:w="15" w:type="dxa"/>
+        </w:trPr>
+        <w:tc>
+          <w:tcPr>
+            <w:tcW w:w="0" w:type="auto"/>
+            <w:tcBorders>
+              <w:top w:val="single" w:sz="6" w:space="0" w:color="auto"/>
+              <w:left w:val="single" w:sz="6" w:space="0" w:color="auto"/>
+              <w:bottom w:val="single" w:sz="6" w:space="0" w:color="auto"/>
+              <w:right w:val="single" w:sz="6" w:space="0" w:color="auto"/>
+            </w:tcBorders>
+            <w:tcMar>
+              <w:top w:w="240" w:type="dxa"/>
+              <w:left w:w="0" w:type="dxa"/>
+              <w:bottom w:w="240" w:type="dxa"/>
+              <w:right w:w="180" w:type="dxa"/>
+            </w:tcMar>
+            <w:vAlign w:val="center"/>
+            <w:hideMark/>
+          </w:tcPr>
+          <w:p>
+            <w:pPr>
+              <w:rPr>
+                <w:rFonts w:ascii="Arial" w:hAnsi="Arial" w:cs="Arial"/>
+              </w:rPr>
+            </w:pPr>
+            <w:r>
+              <w:rPr>
+                <w:rFonts w:ascii="Arial" w:hAnsi="Arial" w:cs="Arial"/>
+                <w:b/>
+                <w:bCs/>
+              </w:rPr>
+              <w:t>Corruption de l'intégrité</w:t>
+            </w:r>
+          </w:p>
+        </w:tc>
+        <w:tc>
+          <w:tcPr>
+            <w:tcW w:w="0" w:type="auto"/>
+            <w:tcBorders>
+              <w:top w:val="single" w:sz="6" w:space="0" w:color="auto"/>
+              <w:left w:val="single" w:sz="6" w:space="0" w:color="auto"/>
+              <w:bottom w:val="single" w:sz="6" w:space="0" w:color="auto"/>
+              <w:right w:val="single" w:sz="6" w:space="0" w:color="auto"/>
+            </w:tcBorders>
+            <w:tcMar>
+              <w:top w:w="240" w:type="dxa"/>
+              <w:left w:w="0" w:type="dxa"/>
+              <w:bottom w:w="240" w:type="dxa"/>
+              <w:right w:w="180" w:type="dxa"/>
+            </w:tcMar>
+            <w:vAlign w:val="center"/>
+            <w:hideMark/>
+          </w:tcPr>
+          <w:p>
+            <w:pPr>
+              <w:rPr>
+                <w:rFonts w:ascii="Arial" w:hAnsi="Arial" w:cs="Arial"/>
+              </w:rPr>
+            </w:pPr>
+            <w:r>
+              <w:rPr>
+                <w:rFonts w:ascii="Arial" w:hAnsi="Arial" w:cs="Arial"/>
+                <w:b/>
+                <w:bCs/>
+              </w:rPr>
+              <w:t>B-04</w:t>
+            </w:r>
+            <w:r>
+              <w:rPr>
+                <w:rFonts w:ascii="Arial" w:hAnsi="Arial" w:cs="Arial"/>
+              </w:rPr>
+              <w:t xml:space="preserve"> (Titre vide)</w:t>
+            </w:r>
+          </w:p>
+        </w:tc>
+        <w:tc>
+          <w:tcPr>
+            <w:tcW w:w="0" w:type="auto"/>
+            <w:tcBorders>
+              <w:top w:val="single" w:sz="6" w:space="0" w:color="auto"/>
+              <w:left w:val="single" w:sz="6" w:space="0" w:color="auto"/>
+              <w:bottom w:val="single" w:sz="6" w:space="0" w:color="auto"/>
+              <w:right w:val="single" w:sz="6" w:space="0" w:color="auto"/>
+            </w:tcBorders>
+            <w:tcMar>
+              <w:top w:w="240" w:type="dxa"/>
+              <w:left w:w="0" w:type="dxa"/>
+              <w:bottom w:w="240" w:type="dxa"/>
+              <w:right w:w="0" w:type="dxa"/>
+            </w:tcMar>
+            <w:vAlign w:val="center"/>
+            <w:hideMark/>
+          </w:tcPr>
+          <w:p>
+            <w:pPr>
+              <w:rPr>
+                <w:rFonts w:ascii="Arial" w:hAnsi="Arial" w:cs="Arial"/>
+              </w:rPr>
+            </w:pPr>
+            <w:r>
+              <w:rPr>
+                <w:rFonts w:ascii="Arial" w:hAnsi="Arial" w:cs="Arial"/>
+                <w:b/>
+                <w:bCs/>
+              </w:rPr>
+              <w:t>Données :</w:t>
+            </w:r>
+            <w:r>
+              <w:rPr>
+                <w:rFonts w:ascii="Arial" w:hAnsi="Arial" w:cs="Arial"/>
+              </w:rPr>
+              <w:t xml:space="preserve"> Base de données polluée par des entrées nulles.</w:t>
+            </w:r>
+          </w:p>
+          <w:p>
+            <w:pPr>
+              <w:rPr>
+                <w:rFonts w:ascii="Arial" w:hAnsi="Arial" w:cs="Arial"/>
+              </w:rPr>
+            </w:pPr>
+            <w:r>
+              <w:rPr>
+                <w:rFonts w:ascii="Arial" w:hAnsi="Arial" w:cs="Arial"/>
+              </w:rPr>
+              <w:br/>
+            </w:r>
+          </w:p>
+          <w:p>
+            <w:pPr>
+              <w:rPr>
+                <w:rFonts w:ascii="Arial" w:hAnsi="Arial" w:cs="Arial"/>
+              </w:rPr>
+            </w:pPr>
+            <w:r>
+              <w:rPr>
+                <w:rFonts w:ascii="Arial" w:hAnsi="Arial" w:cs="Arial"/>
+                <w:b/>
+                <w:bCs/>
+              </w:rPr>
+              <w:t>Utilisateur :</w:t>
+            </w:r>
+            <w:r>
+              <w:rPr>
+                <w:rFonts w:ascii="Arial" w:hAnsi="Arial" w:cs="Arial"/>
+              </w:rPr>
+              <w:t xml:space="preserve"> Incapacité de distinguer les tâches dans l'UI.</w:t>
+            </w:r>
+          </w:p>
+        </w:tc>
+      </w:tr>
+      <w:tr>
+        <w:trPr>
+          <w:tblCellSpacing w:w="15" w:type="dxa"/>
+        </w:trPr>
+        <w:tc>
+          <w:tcPr>
+            <w:tcW w:w="0" w:type="auto"/>
+            <w:tcBorders>
+              <w:top w:val="single" w:sz="6" w:space="0" w:color="auto"/>
+              <w:left w:val="single" w:sz="6" w:space="0" w:color="auto"/>
+              <w:bottom w:val="single" w:sz="6" w:space="0" w:color="auto"/>
+              <w:right w:val="single" w:sz="6" w:space="0" w:color="auto"/>
+            </w:tcBorders>
+            <w:tcMar>
+              <w:top w:w="240" w:type="dxa"/>
+              <w:left w:w="0" w:type="dxa"/>
+              <w:bottom w:w="240" w:type="dxa"/>
+              <w:right w:w="180" w:type="dxa"/>
+            </w:tcMar>
+            <w:vAlign w:val="center"/>
+            <w:hideMark/>
+          </w:tcPr>
+          <w:p>
+            <w:pPr>
+              <w:rPr>
+                <w:rFonts w:ascii="Arial" w:hAnsi="Arial" w:cs="Arial"/>
+              </w:rPr>
+            </w:pPr>
+            <w:r>
+              <w:rPr>
+                <w:rFonts w:ascii="Arial" w:hAnsi="Arial" w:cs="Arial"/>
+                <w:b/>
+                <w:bCs/>
+              </w:rPr>
+              <w:t>Rupture du flux de modification</w:t>
+            </w:r>
+          </w:p>
+        </w:tc>
+        <w:tc>
+          <w:tcPr>
+            <w:tcW w:w="0" w:type="auto"/>
+            <w:tcBorders>
+              <w:top w:val="single" w:sz="6" w:space="0" w:color="auto"/>
+              <w:left w:val="single" w:sz="6" w:space="0" w:color="auto"/>
+              <w:bottom w:val="single" w:sz="6" w:space="0" w:color="auto"/>
+              <w:right w:val="single" w:sz="6" w:space="0" w:color="auto"/>
+            </w:tcBorders>
+            <w:tcMar>
+              <w:top w:w="240" w:type="dxa"/>
+              <w:left w:w="0" w:type="dxa"/>
+              <w:bottom w:w="240" w:type="dxa"/>
+              <w:right w:w="180" w:type="dxa"/>
+            </w:tcMar>
+            <w:vAlign w:val="center"/>
+            <w:hideMark/>
+          </w:tcPr>
+          <w:p>
+            <w:pPr>
+              <w:rPr>
+                <w:rFonts w:ascii="Arial" w:hAnsi="Arial" w:cs="Arial"/>
+              </w:rPr>
+            </w:pPr>
+            <w:r>
+              <w:rPr>
+                <w:rFonts w:ascii="Arial" w:hAnsi="Arial" w:cs="Arial"/>
+                <w:b/>
+                <w:bCs/>
+              </w:rPr>
+              <w:t>B-03</w:t>
+            </w:r>
+            <w:r>
+              <w:rPr>
+                <w:rFonts w:ascii="Arial" w:hAnsi="Arial" w:cs="Arial"/>
+              </w:rPr>
+              <w:t xml:space="preserve"> (Échec priorité)</w:t>
+            </w:r>
+          </w:p>
+        </w:tc>
+        <w:tc>
+          <w:tcPr>
+            <w:tcW w:w="0" w:type="auto"/>
+            <w:tcBorders>
+              <w:top w:val="single" w:sz="6" w:space="0" w:color="auto"/>
+              <w:left w:val="single" w:sz="6" w:space="0" w:color="auto"/>
+              <w:bottom w:val="single" w:sz="6" w:space="0" w:color="auto"/>
+              <w:right w:val="single" w:sz="6" w:space="0" w:color="auto"/>
+            </w:tcBorders>
+            <w:tcMar>
+              <w:top w:w="240" w:type="dxa"/>
+              <w:left w:w="0" w:type="dxa"/>
+              <w:bottom w:w="240" w:type="dxa"/>
+              <w:right w:w="0" w:type="dxa"/>
+            </w:tcMar>
+            <w:vAlign w:val="center"/>
+            <w:hideMark/>
+          </w:tcPr>
+          <w:p>
+            <w:pPr>
+              <w:rPr>
+                <w:rFonts w:ascii="Arial" w:hAnsi="Arial" w:cs="Arial"/>
+              </w:rPr>
+            </w:pPr>
+            <w:r>
+              <w:rPr>
+                <w:rFonts w:ascii="Arial" w:hAnsi="Arial" w:cs="Arial"/>
+                <w:b/>
+                <w:bCs/>
+              </w:rPr>
+              <w:t>Fonctionnement :</w:t>
+            </w:r>
+            <w:r>
+              <w:rPr>
+                <w:rFonts w:ascii="Arial" w:hAnsi="Arial" w:cs="Arial"/>
+              </w:rPr>
+              <w:t xml:space="preserve"> Échec systématique de la mise à jour via l'API.</w:t>
+            </w:r>
+          </w:p>
+          <w:p>
+            <w:pPr>
+              <w:rPr>
+                <w:rFonts w:ascii="Arial" w:hAnsi="Arial" w:cs="Arial"/>
+              </w:rPr>
+            </w:pPr>
+            <w:r>
+              <w:rPr>
+                <w:rFonts w:ascii="Arial" w:hAnsi="Arial" w:cs="Arial"/>
+              </w:rPr>
+              <w:br/>
+            </w:r>
+          </w:p>
+          <w:p>
+            <w:pPr>
+              <w:rPr>
+                <w:rFonts w:ascii="Arial" w:hAnsi="Arial" w:cs="Arial"/>
+              </w:rPr>
+            </w:pPr>
+            <w:r>
+              <w:rPr>
+                <w:rFonts w:ascii="Arial" w:hAnsi="Arial" w:cs="Arial"/>
+                <w:b/>
+                <w:bCs/>
+              </w:rPr>
+              <w:t>Utilisateur :</w:t>
+            </w:r>
+            <w:r>
+              <w:rPr>
+                <w:rFonts w:ascii="Arial" w:hAnsi="Arial" w:cs="Arial"/>
+              </w:rPr>
+              <w:t xml:space="preserve"> Blocage critique d'une fonctionnalité CRUD de base.</w:t>
+            </w:r>
+          </w:p>
+        </w:tc>
+      </w:tr>
+      <w:tr>
+        <w:trPr>
+          <w:tblCellSpacing w:w="15" w:type="dxa"/>
+        </w:trPr>
+        <w:tc>
+          <w:tcPr>
+            <w:tcW w:w="0" w:type="auto"/>
+            <w:tcBorders>
+              <w:top w:val="single" w:sz="6" w:space="0" w:color="auto"/>
+              <w:left w:val="single" w:sz="6" w:space="0" w:color="auto"/>
+              <w:bottom w:val="single" w:sz="6" w:space="0" w:color="auto"/>
+              <w:right w:val="single" w:sz="6" w:space="0" w:color="auto"/>
+            </w:tcBorders>
+            <w:tcMar>
+              <w:top w:w="240" w:type="dxa"/>
+              <w:left w:w="0" w:type="dxa"/>
+              <w:bottom w:w="240" w:type="dxa"/>
+              <w:right w:w="180" w:type="dxa"/>
+            </w:tcMar>
+            <w:vAlign w:val="center"/>
+            <w:hideMark/>
+          </w:tcPr>
+          <w:p>
+            <w:pPr>
+              <w:rPr>
+                <w:rFonts w:ascii="Arial" w:hAnsi="Arial" w:cs="Arial"/>
+              </w:rPr>
+            </w:pPr>
+            <w:r>
+              <w:rPr>
+                <w:rFonts w:ascii="Arial" w:hAnsi="Arial" w:cs="Arial"/>
+                <w:b/>
+                <w:bCs/>
+              </w:rPr>
+              <w:t>Désynchronisation État/UI</w:t>
+            </w:r>
+          </w:p>
+        </w:tc>
+        <w:tc>
+          <w:tcPr>
+            <w:tcW w:w="0" w:type="auto"/>
+            <w:tcBorders>
+              <w:top w:val="single" w:sz="6" w:space="0" w:color="auto"/>
+              <w:left w:val="single" w:sz="6" w:space="0" w:color="auto"/>
+              <w:bottom w:val="single" w:sz="6" w:space="0" w:color="auto"/>
+              <w:right w:val="single" w:sz="6" w:space="0" w:color="auto"/>
+            </w:tcBorders>
+            <w:tcMar>
+              <w:top w:w="240" w:type="dxa"/>
+              <w:left w:w="0" w:type="dxa"/>
+              <w:bottom w:w="240" w:type="dxa"/>
+              <w:right w:w="180" w:type="dxa"/>
+            </w:tcMar>
+            <w:vAlign w:val="center"/>
+            <w:hideMark/>
+          </w:tcPr>
+          <w:p>
+            <w:pPr>
+              <w:rPr>
+                <w:rFonts w:ascii="Arial" w:hAnsi="Arial" w:cs="Arial"/>
+              </w:rPr>
+            </w:pPr>
+            <w:r>
+              <w:rPr>
+                <w:rFonts w:ascii="Arial" w:hAnsi="Arial" w:cs="Arial"/>
+                <w:b/>
+                <w:bCs/>
+              </w:rPr>
+              <w:t>B-01</w:t>
+            </w:r>
+            <w:r>
+              <w:rPr>
+                <w:rFonts w:ascii="Arial" w:hAnsi="Arial" w:cs="Arial"/>
+              </w:rPr>
+              <w:t xml:space="preserve"> (Doublon visuel)</w:t>
+            </w:r>
+          </w:p>
+        </w:tc>
+        <w:tc>
+          <w:tcPr>
+            <w:tcW w:w="0" w:type="auto"/>
+            <w:tcBorders>
+              <w:top w:val="single" w:sz="6" w:space="0" w:color="auto"/>
+              <w:left w:val="single" w:sz="6" w:space="0" w:color="auto"/>
+              <w:bottom w:val="single" w:sz="6" w:space="0" w:color="auto"/>
+              <w:right w:val="single" w:sz="6" w:space="0" w:color="auto"/>
+            </w:tcBorders>
+            <w:tcMar>
+              <w:top w:w="240" w:type="dxa"/>
+              <w:left w:w="0" w:type="dxa"/>
+              <w:bottom w:w="240" w:type="dxa"/>
+              <w:right w:w="0" w:type="dxa"/>
+            </w:tcMar>
+            <w:vAlign w:val="center"/>
+            <w:hideMark/>
+          </w:tcPr>
+          <w:p>
+            <w:pPr>
+              <w:rPr>
+                <w:rFonts w:ascii="Arial" w:hAnsi="Arial" w:cs="Arial"/>
+              </w:rPr>
+            </w:pPr>
+            <w:r>
+              <w:rPr>
+                <w:rFonts w:ascii="Arial" w:hAnsi="Arial" w:cs="Arial"/>
+                <w:b/>
+                <w:bCs/>
+              </w:rPr>
+              <w:t>Fonctionnement :</w:t>
+            </w:r>
+            <w:r>
+              <w:rPr>
+                <w:rFonts w:ascii="Arial" w:hAnsi="Arial" w:cs="Arial"/>
+              </w:rPr>
+              <w:t xml:space="preserve"> L'interface ne reflète pas la "Source of Truth" (le serveur).</w:t>
+            </w:r>
+          </w:p>
+          <w:p>
+            <w:pPr>
+              <w:rPr>
+                <w:rFonts w:ascii="Arial" w:hAnsi="Arial" w:cs="Arial"/>
+              </w:rPr>
+            </w:pPr>
+            <w:r>
+              <w:rPr>
+                <w:rFonts w:ascii="Arial" w:hAnsi="Arial" w:cs="Arial"/>
+              </w:rPr>
+              <w:br/>
+            </w:r>
+          </w:p>
+          <w:p>
+            <w:pPr>
+              <w:rPr>
+                <w:rFonts w:ascii="Arial" w:hAnsi="Arial" w:cs="Arial"/>
+              </w:rPr>
+            </w:pPr>
+            <w:r>
+              <w:rPr>
+                <w:rFonts w:ascii="Arial" w:hAnsi="Arial" w:cs="Arial"/>
+                <w:b/>
+                <w:bCs/>
+              </w:rPr>
+              <w:t>Utilisateur :</w:t>
+            </w:r>
+            <w:r>
+              <w:rPr>
+                <w:rFonts w:ascii="Arial" w:hAnsi="Arial" w:cs="Arial"/>
+              </w:rPr>
+              <w:t xml:space="preserve"> Perte de confiance et confusion visuelle majeure.</w:t>
+            </w:r>
+          </w:p>
+        </w:tc>
+      </w:tr>
+    </w:tbl>
+    <w:p>
+      <w:pPr>
+        <w:rPr>
+          <w:rFonts w:ascii="Arial" w:hAnsi="Arial" w:cs="Arial"/>
+        </w:rPr>
+      </w:pPr>
+    </w:p>
+    <w:p>
+      <w:pPr>
+        <w:rPr>
+          <w:rFonts w:ascii="Arial" w:hAnsi="Arial" w:cs="Arial"/>
+        </w:rPr>
+      </w:pPr>
+    </w:p>
+    <w:p>
+      <w:pPr>
+        <w:rPr>
+          <w:rFonts w:ascii="Arial" w:hAnsi="Arial" w:cs="Arial"/>
+        </w:rPr>
+      </w:pPr>
+    </w:p>
+    <w:p>
+      <w:pPr>
+        <w:rPr>
+          <w:rFonts w:ascii="Arial" w:hAnsi="Arial" w:cs="Arial"/>
           <w:b/>
           <w:bCs/>
         </w:rPr>
-        <w:t>Données</w:t>
-      </w:r>
-      <w:r>
-        <w:t xml:space="preserve"> : Base de données remplie de tâches inutilisables.</w:t>
-      </w:r>
-    </w:p>
-    <w:p>
-      <w:pPr>
-        <w:jc w:val="both"/>
-      </w:pPr>
-      <w:r>
-        <w:rPr>
+      </w:pPr>
+      <w:r>
+        <w:rPr>
+          <w:rFonts w:ascii="Arial" w:hAnsi="Arial" w:cs="Arial"/>
           <w:b/>
           <w:bCs/>
         </w:rPr>
-        <w:t>Utilisateur</w:t>
-      </w:r>
-      <w:r>
-        <w:t xml:space="preserve"> : Confusion devant des tâches sans titre dans l'UI. </w:t>
-      </w:r>
-    </w:p>
-    <w:p>
-      <w:pPr>
-        <w:jc w:val="both"/>
-      </w:pPr>
-      <w:r>
-        <w:rPr>
+        <w:t xml:space="preserve">B. </w:t>
+      </w:r>
+      <w:r>
+        <w:rPr>
+          <w:rFonts w:ascii="Arial" w:hAnsi="Arial" w:cs="Arial"/>
           <w:b/>
           <w:bCs/>
         </w:rPr>
-        <w:t>Désynchronisation UI/API</w:t>
-      </w:r>
-      <w:r>
-        <w:t xml:space="preserve"> | B-01 (Doublon visuel) </w:t>
-      </w:r>
-    </w:p>
-    <w:p>
-      <w:pPr>
-        <w:jc w:val="both"/>
-      </w:pPr>
-      <w:r>
-        <w:rPr>
-          <w:b/>
-          <w:bCs/>
-        </w:rPr>
-        <w:t>Fonctionnement</w:t>
-      </w:r>
-      <w:r>
-        <w:t xml:space="preserve"> : L'état local du front ne reflète pas la réalité du serveur.</w:t>
-      </w:r>
-    </w:p>
-    <w:p>
-      <w:pPr>
-        <w:jc w:val="both"/>
-      </w:pPr>
-      <w:r>
-        <w:rPr>
-          <w:b/>
-          <w:bCs/>
-        </w:rPr>
-        <w:t>Utilisateur</w:t>
-      </w:r>
-      <w:r>
-        <w:t xml:space="preserve"> : Impression de bugs persistants et manque de confiance. </w:t>
-      </w:r>
-    </w:p>
-    <w:p>
-      <w:pPr>
-        <w:jc w:val="both"/>
-      </w:pPr>
-      <w:r>
-        <w:rPr>
-          <w:b/>
-          <w:bCs/>
-        </w:rPr>
-        <w:t>Rupture du flux de modification</w:t>
-      </w:r>
-      <w:r>
-        <w:t xml:space="preserve"> | B-02 (Échec priorité) </w:t>
-      </w:r>
-    </w:p>
-    <w:p>
-      <w:pPr>
-        <w:jc w:val="both"/>
-      </w:pPr>
-      <w:r>
-        <w:rPr>
-          <w:b/>
-          <w:bCs/>
-        </w:rPr>
-        <w:t>Fonctionnement</w:t>
-      </w:r>
-      <w:r>
-        <w:t xml:space="preserve"> : Impossibilité de mettre à jour une ressource. </w:t>
-      </w:r>
-    </w:p>
-    <w:p>
-      <w:pPr>
-        <w:jc w:val="both"/>
-      </w:pPr>
-      <w:r>
-        <w:rPr>
-          <w:b/>
-          <w:bCs/>
-        </w:rPr>
-        <w:t>Utilisateur</w:t>
-      </w:r>
-      <w:r>
-        <w:t xml:space="preserve"> : Blocage total d'une fonctionnalité clé (édition). </w:t>
-      </w:r>
-    </w:p>
-    <w:p>
-      <w:pPr>
-        <w:jc w:val="both"/>
-      </w:pPr>
-    </w:p>
-    <w:p>
-      <w:pPr>
-        <w:jc w:val="both"/>
-      </w:pPr>
-      <w:r>
-        <w:rPr>
-          <w:b/>
-          <w:bCs/>
-        </w:rPr>
-        <w:t>B. Priorisation des tests</w:t>
-      </w:r>
-    </w:p>
-    <w:p>
-      <w:pPr>
-        <w:numPr>
-          <w:ilvl w:val="0"/>
-          <w:numId w:val="10"/>
-        </w:numPr>
-        <w:jc w:val="both"/>
-      </w:pPr>
-      <w:r>
-        <w:rPr>
-          <w:b/>
-          <w:bCs/>
-        </w:rPr>
-        <w:t>Priorité Haute (Critique)</w:t>
-      </w:r>
-      <w:r>
-        <w:t xml:space="preserve"> : Tests de validation du titre (Backend) et tests de création/édition (E2E). Justification : Ces fonctions sont le cœur de l'application ; leur défaillance rend l'app inutile.</w:t>
-      </w:r>
-    </w:p>
-    <w:p>
-      <w:pPr>
-        <w:numPr>
-          <w:ilvl w:val="0"/>
-          <w:numId w:val="10"/>
-        </w:numPr>
-        <w:jc w:val="both"/>
-      </w:pPr>
-      <w:r>
-        <w:rPr>
-          <w:b/>
-          <w:bCs/>
-        </w:rPr>
-        <w:t>Priorité Moyenne</w:t>
-      </w:r>
-      <w:r>
-        <w:t xml:space="preserve"> : Tests d'intégration des </w:t>
-      </w:r>
-      <w:proofErr w:type="spellStart"/>
-      <w:r>
-        <w:t>endpoints</w:t>
-      </w:r>
-      <w:proofErr w:type="spellEnd"/>
-      <w:r>
-        <w:t xml:space="preserve"> API (GET, DELETE). Justification : Fréquence d'utilisation élevée pour la consultation.</w:t>
-      </w:r>
-    </w:p>
-    <w:p>
-      <w:pPr>
-        <w:numPr>
-          <w:ilvl w:val="0"/>
-          <w:numId w:val="10"/>
-        </w:numPr>
-        <w:jc w:val="both"/>
-      </w:pPr>
-      <w:r>
-        <w:rPr>
-          <w:b/>
-          <w:bCs/>
-        </w:rPr>
-        <w:t>Priorité Basse</w:t>
-      </w:r>
-      <w:r>
-        <w:t xml:space="preserve"> : Tests de tri (B-04) et fautes d'orthographe (B-06). Justification : Impact cosmétique ou mineur sur l'usage global.</w:t>
-      </w:r>
-    </w:p>
-    <w:p>
-      <w:pPr>
-        <w:jc w:val="both"/>
-      </w:pPr>
-      <w:r>
-        <w:rPr>
-          <w:b/>
-          <w:bCs/>
-        </w:rPr>
-        <w:t>C. Choix des outils</w:t>
-      </w:r>
-    </w:p>
-    <w:p>
-      <w:pPr>
-        <w:numPr>
-          <w:ilvl w:val="0"/>
-          <w:numId w:val="11"/>
-        </w:numPr>
-        <w:jc w:val="both"/>
-      </w:pPr>
-      <w:proofErr w:type="spellStart"/>
-      <w:r>
-        <w:rPr>
-          <w:b/>
-          <w:bCs/>
-        </w:rPr>
-        <w:t>Japa</w:t>
-      </w:r>
-      <w:proofErr w:type="spellEnd"/>
-      <w:r>
-        <w:rPr>
-          <w:b/>
-          <w:bCs/>
-        </w:rPr>
-        <w:t xml:space="preserve"> (Backend)</w:t>
-      </w:r>
-      <w:r>
-        <w:t xml:space="preserve"> : Outil natif d'</w:t>
-      </w:r>
-      <w:proofErr w:type="spellStart"/>
-      <w:r>
-        <w:t>AdonisJS</w:t>
-      </w:r>
-      <w:proofErr w:type="spellEnd"/>
-      <w:r>
-        <w:t>. Choisi pour sa rapidité et son intégration parfaite avec le cycle de vie du serveur pour les tests unitaires et d'intégration.</w:t>
-      </w:r>
-    </w:p>
-    <w:p>
-      <w:pPr>
-        <w:numPr>
-          <w:ilvl w:val="0"/>
-          <w:numId w:val="11"/>
-        </w:numPr>
-        <w:jc w:val="both"/>
-      </w:pPr>
-      <w:proofErr w:type="spellStart"/>
-      <w:r>
-        <w:rPr>
-          <w:b/>
-          <w:bCs/>
-        </w:rPr>
-        <w:t>Playwright</w:t>
-      </w:r>
-      <w:proofErr w:type="spellEnd"/>
-      <w:r>
-        <w:rPr>
-          <w:b/>
-          <w:bCs/>
-        </w:rPr>
-        <w:t xml:space="preserve"> (Frontend/E2E)</w:t>
-      </w:r>
-      <w:r>
-        <w:t xml:space="preserve"> : Choisi pour simuler des interactions réelles dans le navigateur. Il est idéal pour détecter les anomalies de "doublons visuels" (B-01) invisibles au niveau de l'API seule.</w:t>
-      </w:r>
-    </w:p>
-    <w:p>
-      <w:pPr>
-        <w:jc w:val="both"/>
-        <w:rPr>
-          <w:b/>
-          <w:bCs/>
-        </w:rPr>
-      </w:pPr>
-    </w:p>
-    <w:p>
-      <w:pPr>
-        <w:jc w:val="both"/>
-        <w:rPr>
-          <w:b/>
-          <w:bCs/>
-        </w:rPr>
-      </w:pPr>
-    </w:p>
-    <w:p>
-      <w:pPr>
-        <w:jc w:val="both"/>
-      </w:pPr>
-      <w:r>
-        <w:rPr>
-          <w:b/>
-          <w:bCs/>
-        </w:rPr>
-        <w:lastRenderedPageBreak/>
-        <w:t>D. Ordre d'exécution (Pyramide des tests)</w:t>
-      </w:r>
-    </w:p>
-    <w:p>
-      <w:pPr>
-        <w:numPr>
-          <w:ilvl w:val="0"/>
-          <w:numId w:val="12"/>
-        </w:numPr>
-        <w:jc w:val="both"/>
-      </w:pPr>
-      <w:r>
-        <w:rPr>
-          <w:b/>
-          <w:bCs/>
-        </w:rPr>
-        <w:t>Tests Unitaires</w:t>
-      </w:r>
-      <w:r>
-        <w:t xml:space="preserve"> (Base) : Validation immédiate des règles métier (</w:t>
-      </w:r>
-      <w:proofErr w:type="gramStart"/>
-      <w:r>
-        <w:t>ex:</w:t>
-      </w:r>
-      <w:proofErr w:type="gramEnd"/>
-      <w:r>
-        <w:t xml:space="preserve"> le validateur doit rejeter un titre vide).</w:t>
-      </w:r>
-    </w:p>
-    <w:p>
-      <w:pPr>
-        <w:numPr>
-          <w:ilvl w:val="0"/>
-          <w:numId w:val="12"/>
-        </w:numPr>
-        <w:jc w:val="both"/>
-      </w:pPr>
-      <w:r>
-        <w:rPr>
-          <w:b/>
-          <w:bCs/>
-        </w:rPr>
-        <w:t>Tests d'Intégration API</w:t>
-      </w:r>
-      <w:r>
-        <w:t xml:space="preserve"> (Milieu) : Vérification que le contrôleur communique bien avec la DB.</w:t>
-      </w:r>
-    </w:p>
-    <w:p>
-      <w:pPr>
-        <w:numPr>
-          <w:ilvl w:val="0"/>
-          <w:numId w:val="12"/>
-        </w:numPr>
-        <w:jc w:val="both"/>
-      </w:pPr>
-      <w:r>
-        <w:rPr>
-          <w:b/>
-          <w:bCs/>
-        </w:rPr>
-        <w:t>Tests E2E</w:t>
-      </w:r>
-      <w:r>
-        <w:t xml:space="preserve"> (Sommet) : Validation finale du parcours utilisateur. </w:t>
-      </w:r>
-      <w:r>
-        <w:rPr>
-          <w:i/>
-          <w:iCs/>
-        </w:rPr>
-        <w:t>Pourquoi ?</w:t>
-      </w:r>
-      <w:r>
-        <w:t xml:space="preserve"> Cet ordre permet de détecter les erreurs de logique le plus tôt possible avant de lancer des tests E2E plus lourds et lents.</w:t>
-      </w:r>
-    </w:p>
-    <w:p>
-      <w:pPr>
-        <w:jc w:val="both"/>
-      </w:pPr>
-      <w:r>
-        <w:pict w14:anchorId="546776C4">
-          <v:rect id="_x0000_i1025" style="width:0;height:1.5pt" o:hralign="center" o:hrstd="t" o:hr="t" fillcolor="#a0a0a0" stroked="f"/>
-        </w:pict>
-      </w:r>
-    </w:p>
-    <w:p>
-      <w:pPr>
-        <w:jc w:val="both"/>
-        <w:rPr>
-          <w:b/>
-          <w:bCs/>
-        </w:rPr>
-      </w:pPr>
-      <w:r>
-        <w:rPr>
-          <w:b/>
-          <w:bCs/>
-        </w:rPr>
-        <w:t>2. Plan de test concret</w:t>
-      </w:r>
-    </w:p>
-    <w:p>
-      <w:pPr>
-        <w:jc w:val="both"/>
-      </w:pPr>
-      <w:r>
-        <w:rPr>
-          <w:b/>
-          <w:bCs/>
-        </w:rPr>
-        <w:t>Scénario de test : "Gestion complète d'une tâche"</w:t>
-      </w:r>
-    </w:p>
-    <w:p>
-      <w:pPr>
-        <w:numPr>
-          <w:ilvl w:val="0"/>
-          <w:numId w:val="13"/>
-        </w:numPr>
-        <w:jc w:val="both"/>
-      </w:pPr>
-      <w:r>
-        <w:rPr>
-          <w:b/>
-          <w:bCs/>
-        </w:rPr>
-        <w:t>Cas 1 (Normal)</w:t>
-      </w:r>
-      <w:r>
-        <w:t xml:space="preserve"> : Création d'une tâche valide, vérification de son affichage unique, puis suppression.</w:t>
-      </w:r>
-    </w:p>
-    <w:p>
-      <w:pPr>
-        <w:numPr>
-          <w:ilvl w:val="0"/>
-          <w:numId w:val="13"/>
-        </w:numPr>
-        <w:jc w:val="both"/>
-      </w:pPr>
-      <w:r>
-        <w:rPr>
-          <w:b/>
-          <w:bCs/>
-        </w:rPr>
-        <w:t>Cas 2 (Erreur)</w:t>
-      </w:r>
-      <w:r>
-        <w:t xml:space="preserve"> : Tentative de création avec un titre vide.</w:t>
-      </w:r>
-    </w:p>
-    <w:p>
-      <w:pPr>
-        <w:numPr>
-          <w:ilvl w:val="0"/>
-          <w:numId w:val="13"/>
-        </w:numPr>
-        <w:jc w:val="both"/>
-      </w:pPr>
-      <w:r>
-        <w:rPr>
-          <w:b/>
-          <w:bCs/>
-        </w:rPr>
-        <w:t>Cas 3 (Limite)</w:t>
-      </w:r>
-      <w:r>
-        <w:t xml:space="preserve"> : Création d'une tâche avec une description de exactement 1000 caractères (limite du validateur).</w:t>
-      </w:r>
-    </w:p>
-    <w:p>
-      <w:pPr>
-        <w:jc w:val="both"/>
-      </w:pPr>
-      <w:r>
-        <w:rPr>
-          <w:b/>
-          <w:bCs/>
-        </w:rPr>
-        <w:t>Détail d'un Cas de Test (Cas 2)</w:t>
-      </w:r>
-    </w:p>
-    <w:p>
-      <w:pPr>
-        <w:numPr>
-          <w:ilvl w:val="0"/>
-          <w:numId w:val="14"/>
-        </w:numPr>
-        <w:jc w:val="both"/>
-      </w:pPr>
-      <w:r>
-        <w:rPr>
-          <w:b/>
-          <w:bCs/>
-        </w:rPr>
-        <w:t>Données d'entrée</w:t>
-      </w:r>
-      <w:r>
-        <w:t xml:space="preserve"> : </w:t>
-      </w:r>
-      <w:proofErr w:type="gramStart"/>
-      <w:r>
-        <w:t>{ "</w:t>
-      </w:r>
-      <w:proofErr w:type="spellStart"/>
-      <w:proofErr w:type="gramEnd"/>
-      <w:r>
-        <w:t>title</w:t>
-      </w:r>
-      <w:proofErr w:type="spellEnd"/>
-      <w:r>
-        <w:t>": " ", "</w:t>
-      </w:r>
-      <w:proofErr w:type="spellStart"/>
-      <w:r>
-        <w:t>priority</w:t>
-      </w:r>
-      <w:proofErr w:type="spellEnd"/>
-      <w:r>
-        <w:t>": "high" }.</w:t>
-      </w:r>
-    </w:p>
-    <w:p>
-      <w:pPr>
-        <w:numPr>
-          <w:ilvl w:val="0"/>
-          <w:numId w:val="14"/>
-        </w:numPr>
-        <w:jc w:val="both"/>
-      </w:pPr>
-      <w:r>
-        <w:rPr>
-          <w:b/>
-          <w:bCs/>
-        </w:rPr>
-        <w:t>Action</w:t>
-      </w:r>
-      <w:r>
-        <w:t xml:space="preserve"> : Cliquer sur le bouton "+ Ajouter une tâche".</w:t>
-      </w:r>
-    </w:p>
-    <w:p>
-      <w:pPr>
-        <w:numPr>
-          <w:ilvl w:val="0"/>
-          <w:numId w:val="14"/>
-        </w:numPr>
-        <w:jc w:val="both"/>
-      </w:pPr>
-      <w:r>
-        <w:rPr>
-          <w:b/>
-          <w:bCs/>
-        </w:rPr>
-        <w:t>Résultat attendu</w:t>
-      </w:r>
-      <w:r>
-        <w:t xml:space="preserve"> : L'interface affiche "Le titre est obligatoire", aucune requête n'est envoyée ou le serveur retourne une erreur 422.</w:t>
-      </w:r>
-    </w:p>
-    <w:p>
-      <w:pPr>
-        <w:jc w:val="both"/>
-      </w:pPr>
-      <w:r>
-        <w:rPr>
-          <w:b/>
-          <w:bCs/>
-        </w:rPr>
-        <w:t>Conditions de réussite</w:t>
-      </w:r>
-    </w:p>
-    <w:p>
-      <w:pPr>
-        <w:numPr>
-          <w:ilvl w:val="0"/>
-          <w:numId w:val="15"/>
-        </w:numPr>
-        <w:jc w:val="both"/>
-      </w:pPr>
-      <w:r>
-        <w:rPr>
-          <w:b/>
-          <w:bCs/>
-        </w:rPr>
-        <w:t>Test API</w:t>
-      </w:r>
-      <w:r>
-        <w:t xml:space="preserve"> : Code HTTP 422 reçu pour une donnée invalide.</w:t>
-      </w:r>
-    </w:p>
-    <w:p>
-      <w:pPr>
-        <w:numPr>
-          <w:ilvl w:val="0"/>
-          <w:numId w:val="15"/>
-        </w:numPr>
-        <w:jc w:val="both"/>
-      </w:pPr>
-      <w:r>
-        <w:rPr>
-          <w:b/>
-          <w:bCs/>
-        </w:rPr>
-        <w:t>Test UI</w:t>
-      </w:r>
-      <w:r>
-        <w:t xml:space="preserve"> : L'élément DOM de la tâche ne doit être présent qu'une seule fois dans la liste &lt;</w:t>
-      </w:r>
-      <w:proofErr w:type="spellStart"/>
-      <w:r>
-        <w:t>ul</w:t>
-      </w:r>
-      <w:proofErr w:type="spellEnd"/>
-      <w:r>
-        <w:t>&gt; après l'ajout.</w:t>
-      </w:r>
-    </w:p>
-    <w:p>
-      <w:pPr>
-        <w:rPr>
-          <w:b/>
-          <w:bCs/>
-        </w:rPr>
-      </w:pPr>
-      <w:r>
-        <w:rPr>
-          <w:b/>
-          <w:bCs/>
-        </w:rPr>
-        <w:br w:type="page"/>
+        <w:t>Priorisation des tests</w:t>
       </w:r>
     </w:p>
     <w:p>
@@ -735,125 +997,952 @@
         <w:pStyle w:val="Paragraphedeliste"/>
         <w:numPr>
           <w:ilvl w:val="0"/>
-          <w:numId w:val="12"/>
+          <w:numId w:val="17"/>
         </w:numPr>
-        <w:jc w:val="both"/>
-        <w:rPr>
+        <w:rPr>
+          <w:rFonts w:ascii="Arial" w:hAnsi="Arial" w:cs="Arial"/>
+        </w:rPr>
+      </w:pPr>
+      <w:r>
+        <w:rPr>
+          <w:rFonts w:ascii="Arial" w:hAnsi="Arial" w:cs="Arial"/>
           <w:b/>
           <w:bCs/>
         </w:rPr>
-      </w:pPr>
-      <w:r>
-        <w:rPr>
+        <w:lastRenderedPageBreak/>
+        <w:t>Priorité Haute :</w:t>
+      </w:r>
+      <w:r>
+        <w:rPr>
+          <w:rFonts w:ascii="Arial" w:hAnsi="Arial" w:cs="Arial"/>
+        </w:rPr>
+        <w:t xml:space="preserve"> Tests de validation des entrées (Backend) et tests E2E de création/édition. Justification : Ces fonctions représentent le cœur métier ; leur échec rend l'application inutilisable.</w:t>
+      </w:r>
+    </w:p>
+    <w:p>
+      <w:pPr>
+        <w:pStyle w:val="Paragraphedeliste"/>
+        <w:numPr>
+          <w:ilvl w:val="0"/>
+          <w:numId w:val="17"/>
+        </w:numPr>
+        <w:rPr>
+          <w:rFonts w:ascii="Arial" w:hAnsi="Arial" w:cs="Arial"/>
+        </w:rPr>
+      </w:pPr>
+      <w:r>
+        <w:rPr>
+          <w:rFonts w:ascii="Arial" w:hAnsi="Arial" w:cs="Arial"/>
           <w:b/>
           <w:bCs/>
         </w:rPr>
-        <w:lastRenderedPageBreak/>
-        <w:t>Développer les tests automatisés</w:t>
+        <w:t>Priorité Moyenne :</w:t>
+      </w:r>
+      <w:r>
+        <w:rPr>
+          <w:rFonts w:ascii="Arial" w:hAnsi="Arial" w:cs="Arial"/>
+        </w:rPr>
+        <w:t xml:space="preserve"> Tests d'intégration des </w:t>
+      </w:r>
+      <w:proofErr w:type="spellStart"/>
+      <w:r>
+        <w:rPr>
+          <w:rFonts w:ascii="Arial" w:hAnsi="Arial" w:cs="Arial"/>
+        </w:rPr>
+        <w:t>endpoints</w:t>
+      </w:r>
+      <w:proofErr w:type="spellEnd"/>
+      <w:r>
+        <w:rPr>
+          <w:rFonts w:ascii="Arial" w:hAnsi="Arial" w:cs="Arial"/>
+        </w:rPr>
+        <w:t xml:space="preserve"> API (GET, DELETE). Justification : Fréquence d'utilisation élevée pour la consultation.</w:t>
       </w:r>
     </w:p>
     <w:p>
       <w:pPr>
-        <w:jc w:val="both"/>
-        <w:rPr>
+        <w:pStyle w:val="Paragraphedeliste"/>
+        <w:numPr>
+          <w:ilvl w:val="0"/>
+          <w:numId w:val="17"/>
+        </w:numPr>
+        <w:rPr>
+          <w:rFonts w:ascii="Arial" w:hAnsi="Arial" w:cs="Arial"/>
+        </w:rPr>
+      </w:pPr>
+      <w:r>
+        <w:rPr>
+          <w:rFonts w:ascii="Arial" w:hAnsi="Arial" w:cs="Arial"/>
           <w:b/>
           <w:bCs/>
         </w:rPr>
-      </w:pPr>
+        <w:t>Priorité Basse :</w:t>
+      </w:r>
+      <w:r>
+        <w:rPr>
+          <w:rFonts w:ascii="Arial" w:hAnsi="Arial" w:cs="Arial"/>
+        </w:rPr>
+        <w:t xml:space="preserve"> Tests de tri et corrections de fautes de frappe. Justification : Impact uniquement cosmétique n'empêchant pas l'usage</w:t>
+      </w:r>
     </w:p>
     <w:p>
       <w:pPr>
-        <w:jc w:val="both"/>
-        <w:rPr>
+        <w:rPr>
+          <w:rFonts w:ascii="Arial" w:hAnsi="Arial" w:cs="Arial"/>
           <w:b/>
           <w:bCs/>
         </w:rPr>
       </w:pPr>
+      <w:r>
+        <w:rPr>
+          <w:rFonts w:ascii="Arial" w:hAnsi="Arial" w:cs="Arial"/>
+          <w:b/>
+          <w:bCs/>
+        </w:rPr>
+        <w:t xml:space="preserve">C. </w:t>
+      </w:r>
+      <w:r>
+        <w:rPr>
+          <w:rFonts w:ascii="Arial" w:hAnsi="Arial" w:cs="Arial"/>
+          <w:b/>
+          <w:bCs/>
+        </w:rPr>
+        <w:t>Choix des outils</w:t>
+      </w:r>
     </w:p>
     <w:p>
       <w:pPr>
-        <w:jc w:val="both"/>
-        <w:rPr>
+        <w:pStyle w:val="Paragraphedeliste"/>
+        <w:numPr>
+          <w:ilvl w:val="0"/>
+          <w:numId w:val="18"/>
+        </w:numPr>
+        <w:rPr>
+          <w:rFonts w:ascii="Arial" w:hAnsi="Arial" w:cs="Arial"/>
+        </w:rPr>
+      </w:pPr>
+      <w:proofErr w:type="spellStart"/>
+      <w:r>
+        <w:rPr>
+          <w:rFonts w:ascii="Arial" w:hAnsi="Arial" w:cs="Arial"/>
           <w:b/>
           <w:bCs/>
         </w:rPr>
-      </w:pPr>
+        <w:t>Japa</w:t>
+      </w:r>
+      <w:proofErr w:type="spellEnd"/>
+      <w:r>
+        <w:rPr>
+          <w:rFonts w:ascii="Arial" w:hAnsi="Arial" w:cs="Arial"/>
+          <w:b/>
+          <w:bCs/>
+        </w:rPr>
+        <w:t xml:space="preserve"> (Backend)</w:t>
+      </w:r>
+      <w:r>
+        <w:rPr>
+          <w:rFonts w:ascii="Arial" w:hAnsi="Arial" w:cs="Arial"/>
+        </w:rPr>
+        <w:t xml:space="preserve"> :</w:t>
+      </w:r>
+      <w:r>
+        <w:rPr>
+          <w:rFonts w:ascii="Arial" w:hAnsi="Arial" w:cs="Arial"/>
+        </w:rPr>
+        <w:t xml:space="preserve"> </w:t>
+      </w:r>
+      <w:proofErr w:type="spellStart"/>
+      <w:r>
+        <w:rPr>
+          <w:rFonts w:ascii="Arial" w:hAnsi="Arial" w:cs="Arial"/>
+        </w:rPr>
+        <w:t>Playwright</w:t>
+      </w:r>
+      <w:proofErr w:type="spellEnd"/>
+      <w:r>
+        <w:rPr>
+          <w:rFonts w:ascii="Arial" w:hAnsi="Arial" w:cs="Arial"/>
+        </w:rPr>
+        <w:t xml:space="preserve"> (E2E) : Choisi pour simuler des interactions réelles. Il est indispensable pour détecter les doublons visuels (Anomalie B-01) que les tests API ne peuvent pas voir</w:t>
+      </w:r>
     </w:p>
     <w:p>
       <w:pPr>
-        <w:jc w:val="both"/>
-        <w:rPr>
+        <w:pStyle w:val="Paragraphedeliste"/>
+        <w:numPr>
+          <w:ilvl w:val="0"/>
+          <w:numId w:val="18"/>
+        </w:numPr>
+        <w:rPr>
+          <w:rFonts w:ascii="Arial" w:hAnsi="Arial" w:cs="Arial"/>
+        </w:rPr>
+      </w:pPr>
+      <w:proofErr w:type="spellStart"/>
+      <w:r>
+        <w:rPr>
+          <w:rFonts w:ascii="Arial" w:hAnsi="Arial" w:cs="Arial"/>
           <w:b/>
           <w:bCs/>
         </w:rPr>
-      </w:pPr>
+        <w:t>Playwright</w:t>
+      </w:r>
+      <w:proofErr w:type="spellEnd"/>
+      <w:r>
+        <w:rPr>
+          <w:rFonts w:ascii="Arial" w:hAnsi="Arial" w:cs="Arial"/>
+          <w:b/>
+          <w:bCs/>
+        </w:rPr>
+        <w:t xml:space="preserve"> (E2E)</w:t>
+      </w:r>
+      <w:r>
+        <w:rPr>
+          <w:rFonts w:ascii="Arial" w:hAnsi="Arial" w:cs="Arial"/>
+        </w:rPr>
+        <w:t xml:space="preserve"> : Choisi pour simuler des interactions réelles. Il est indispensable pour détecter les doublons visuels (Anomalie B-01) que les tests API ne peuvent pas voir</w:t>
+      </w:r>
     </w:p>
     <w:p>
       <w:pPr>
-        <w:jc w:val="both"/>
-        <w:rPr>
+        <w:rPr>
+          <w:rFonts w:ascii="Arial" w:hAnsi="Arial" w:cs="Arial"/>
           <w:b/>
           <w:bCs/>
         </w:rPr>
       </w:pPr>
+      <w:r>
+        <w:rPr>
+          <w:rFonts w:ascii="Arial" w:hAnsi="Arial" w:cs="Arial"/>
+          <w:b/>
+          <w:bCs/>
+        </w:rPr>
+        <w:t xml:space="preserve">D. </w:t>
+      </w:r>
+      <w:r>
+        <w:rPr>
+          <w:rFonts w:ascii="Arial" w:hAnsi="Arial" w:cs="Arial"/>
+          <w:b/>
+          <w:bCs/>
+        </w:rPr>
+        <w:t>Ordre d'exécution et Pyramide de tests</w:t>
+      </w:r>
     </w:p>
     <w:p>
       <w:pPr>
-        <w:jc w:val="both"/>
-        <w:rPr>
+        <w:rPr>
+          <w:rFonts w:ascii="Arial" w:hAnsi="Arial" w:cs="Arial"/>
+        </w:rPr>
+      </w:pPr>
+      <w:r>
+        <w:rPr>
+          <w:rFonts w:ascii="Arial" w:hAnsi="Arial" w:cs="Arial"/>
+        </w:rPr>
+        <w:t>Nous appliquons la pyramide des tests pour optimiser le cycle de feedback</w:t>
+      </w:r>
+      <w:r>
+        <w:rPr>
+          <w:rFonts w:ascii="Arial" w:hAnsi="Arial" w:cs="Arial"/>
+        </w:rPr>
+        <w:t xml:space="preserve"> </w:t>
+      </w:r>
+      <w:r>
+        <w:rPr>
+          <w:rFonts w:ascii="Arial" w:hAnsi="Arial" w:cs="Arial"/>
+        </w:rPr>
+        <w:t>:</w:t>
+      </w:r>
+    </w:p>
+    <w:p>
+      <w:pPr>
+        <w:pStyle w:val="Paragraphedeliste"/>
+        <w:numPr>
+          <w:ilvl w:val="0"/>
+          <w:numId w:val="21"/>
+        </w:numPr>
+        <w:rPr>
+          <w:rFonts w:ascii="Arial" w:hAnsi="Arial" w:cs="Arial"/>
+        </w:rPr>
+      </w:pPr>
+      <w:r>
+        <w:rPr>
+          <w:rFonts w:ascii="Arial" w:hAnsi="Arial" w:cs="Arial"/>
           <w:b/>
           <w:bCs/>
         </w:rPr>
-      </w:pPr>
+        <w:t>Tests Unitaires (Base) :</w:t>
+      </w:r>
+      <w:r>
+        <w:rPr>
+          <w:rFonts w:ascii="Arial" w:hAnsi="Arial" w:cs="Arial"/>
+        </w:rPr>
+        <w:t xml:space="preserve"> Validation immédiate des validateurs </w:t>
+      </w:r>
+      <w:proofErr w:type="spellStart"/>
+      <w:r>
+        <w:rPr>
+          <w:rFonts w:ascii="Arial" w:hAnsi="Arial" w:cs="Arial"/>
+        </w:rPr>
+        <w:t>VineJS</w:t>
+      </w:r>
+      <w:proofErr w:type="spellEnd"/>
+      <w:r>
+        <w:rPr>
+          <w:rFonts w:ascii="Arial" w:hAnsi="Arial" w:cs="Arial"/>
+        </w:rPr>
+        <w:t>.</w:t>
+      </w:r>
     </w:p>
     <w:p>
       <w:pPr>
-        <w:jc w:val="both"/>
-        <w:rPr>
+        <w:pStyle w:val="Paragraphedeliste"/>
+        <w:numPr>
+          <w:ilvl w:val="0"/>
+          <w:numId w:val="21"/>
+        </w:numPr>
+        <w:rPr>
+          <w:rFonts w:ascii="Arial" w:hAnsi="Arial" w:cs="Arial"/>
+        </w:rPr>
+      </w:pPr>
+      <w:r>
+        <w:rPr>
+          <w:rFonts w:ascii="Arial" w:hAnsi="Arial" w:cs="Arial"/>
           <w:b/>
           <w:bCs/>
         </w:rPr>
-      </w:pPr>
+        <w:t>Tests d'Intégration (Milieu) :</w:t>
+      </w:r>
+      <w:r>
+        <w:rPr>
+          <w:rFonts w:ascii="Arial" w:hAnsi="Arial" w:cs="Arial"/>
+        </w:rPr>
+        <w:t xml:space="preserve"> Vérification de la communication API/Base de données.</w:t>
+      </w:r>
     </w:p>
     <w:p>
       <w:pPr>
-        <w:jc w:val="both"/>
-        <w:rPr>
+        <w:pStyle w:val="Paragraphedeliste"/>
+        <w:numPr>
+          <w:ilvl w:val="0"/>
+          <w:numId w:val="21"/>
+        </w:numPr>
+        <w:rPr>
+          <w:rFonts w:ascii="Arial" w:hAnsi="Arial" w:cs="Arial"/>
+        </w:rPr>
+      </w:pPr>
+      <w:r>
+        <w:rPr>
+          <w:rFonts w:ascii="Arial" w:hAnsi="Arial" w:cs="Arial"/>
           <w:b/>
           <w:bCs/>
         </w:rPr>
-      </w:pPr>
+        <w:t>Tests End-to-End (Sommet) :</w:t>
+      </w:r>
+      <w:r>
+        <w:rPr>
+          <w:rFonts w:ascii="Arial" w:hAnsi="Arial" w:cs="Arial"/>
+        </w:rPr>
+        <w:t xml:space="preserve"> Validation finale du parcours utilisateur via l'interface. </w:t>
+      </w:r>
+      <w:r>
+        <w:rPr>
+          <w:rFonts w:ascii="Arial" w:hAnsi="Arial" w:cs="Arial"/>
+          <w:i/>
+          <w:iCs/>
+        </w:rPr>
+        <w:t>Justification :</w:t>
+      </w:r>
+      <w:r>
+        <w:rPr>
+          <w:rFonts w:ascii="Arial" w:hAnsi="Arial" w:cs="Arial"/>
+        </w:rPr>
+        <w:t xml:space="preserve"> Cet ordre permet de corriger les erreurs de logique interne avant de lancer des tests d'interface plus longs à exécuter</w:t>
+      </w:r>
     </w:p>
     <w:p>
       <w:pPr>
-        <w:jc w:val="both"/>
-        <w:rPr>
+        <w:rPr>
+          <w:rFonts w:ascii="Arial" w:hAnsi="Arial" w:cs="Arial"/>
+        </w:rPr>
+      </w:pPr>
+    </w:p>
+    <w:p>
+      <w:pPr>
+        <w:pStyle w:val="Titre2"/>
+        <w:rPr>
+          <w:rFonts w:ascii="Arial" w:hAnsi="Arial" w:cs="Arial"/>
+        </w:rPr>
+      </w:pPr>
+      <w:r>
+        <w:rPr>
+          <w:rFonts w:ascii="Arial" w:hAnsi="Arial" w:cs="Arial"/>
+        </w:rPr>
+        <w:t xml:space="preserve">4.2 </w:t>
+      </w:r>
+      <w:r>
+        <w:rPr>
+          <w:rFonts w:ascii="Arial" w:hAnsi="Arial" w:cs="Arial"/>
+        </w:rPr>
+        <w:t>Plan de test</w:t>
+      </w:r>
+    </w:p>
+    <w:p>
+      <w:pPr>
+        <w:rPr>
+          <w:rFonts w:ascii="Arial" w:hAnsi="Arial" w:cs="Arial"/>
           <w:b/>
           <w:bCs/>
         </w:rPr>
       </w:pPr>
+      <w:r>
+        <w:rPr>
+          <w:rFonts w:ascii="Arial" w:hAnsi="Arial" w:cs="Arial"/>
+          <w:b/>
+          <w:bCs/>
+        </w:rPr>
+        <w:t xml:space="preserve">A. </w:t>
+      </w:r>
+      <w:r>
+        <w:rPr>
+          <w:rFonts w:ascii="Arial" w:hAnsi="Arial" w:cs="Arial"/>
+          <w:b/>
+          <w:bCs/>
+        </w:rPr>
+        <w:t>Scénarios de test</w:t>
+      </w:r>
     </w:p>
     <w:p>
       <w:pPr>
-        <w:jc w:val="both"/>
-        <w:rPr>
+        <w:pStyle w:val="Paragraphedeliste"/>
+        <w:numPr>
+          <w:ilvl w:val="0"/>
+          <w:numId w:val="22"/>
+        </w:numPr>
+        <w:rPr>
+          <w:rFonts w:ascii="Arial" w:hAnsi="Arial" w:cs="Arial"/>
+        </w:rPr>
+      </w:pPr>
+      <w:r>
+        <w:rPr>
+          <w:rFonts w:ascii="Arial" w:hAnsi="Arial" w:cs="Arial"/>
           <w:b/>
           <w:bCs/>
         </w:rPr>
-      </w:pPr>
+        <w:t>SC-01 (Normal) :</w:t>
+      </w:r>
+      <w:r>
+        <w:rPr>
+          <w:rFonts w:ascii="Arial" w:hAnsi="Arial" w:cs="Arial"/>
+        </w:rPr>
+        <w:t xml:space="preserve"> Création d'une tâche valide, vérification de l'unicité dans la liste, puis suppression.</w:t>
+      </w:r>
     </w:p>
     <w:p>
       <w:pPr>
-        <w:jc w:val="both"/>
-        <w:rPr>
+        <w:pStyle w:val="Paragraphedeliste"/>
+        <w:numPr>
+          <w:ilvl w:val="0"/>
+          <w:numId w:val="22"/>
+        </w:numPr>
+        <w:rPr>
+          <w:rFonts w:ascii="Arial" w:hAnsi="Arial" w:cs="Arial"/>
+        </w:rPr>
+      </w:pPr>
+      <w:r>
+        <w:rPr>
+          <w:rFonts w:ascii="Arial" w:hAnsi="Arial" w:cs="Arial"/>
           <w:b/>
           <w:bCs/>
         </w:rPr>
-      </w:pPr>
+        <w:t>SC-02 (Erreur) :</w:t>
+      </w:r>
+      <w:r>
+        <w:rPr>
+          <w:rFonts w:ascii="Arial" w:hAnsi="Arial" w:cs="Arial"/>
+        </w:rPr>
+        <w:t xml:space="preserve"> Tentative de création avec un titre vide ou espaces uniquement.</w:t>
+      </w:r>
     </w:p>
     <w:p>
       <w:pPr>
-        <w:jc w:val="both"/>
+        <w:pStyle w:val="Paragraphedeliste"/>
+        <w:numPr>
+          <w:ilvl w:val="0"/>
+          <w:numId w:val="22"/>
+        </w:numPr>
+        <w:rPr>
+          <w:rFonts w:ascii="Arial" w:hAnsi="Arial" w:cs="Arial"/>
+        </w:rPr>
+      </w:pPr>
+      <w:r>
+        <w:rPr>
+          <w:rFonts w:ascii="Arial" w:hAnsi="Arial" w:cs="Arial"/>
+          <w:b/>
+          <w:bCs/>
+        </w:rPr>
+        <w:t>SC-03 (Limite) :</w:t>
+      </w:r>
+      <w:r>
+        <w:rPr>
+          <w:rFonts w:ascii="Arial" w:hAnsi="Arial" w:cs="Arial"/>
+        </w:rPr>
+        <w:t xml:space="preserve"> Saisie d'une description atteignant la limite exacte de 1000 caractères.</w:t>
+      </w:r>
+    </w:p>
+    <w:p>
+      <w:pPr>
+        <w:rPr>
+          <w:rFonts w:ascii="Arial" w:hAnsi="Arial" w:cs="Arial"/>
+          <w:b/>
+          <w:bCs/>
+        </w:rPr>
+      </w:pPr>
+      <w:r>
+        <w:rPr>
+          <w:rFonts w:ascii="Arial" w:hAnsi="Arial" w:cs="Arial"/>
+          <w:b/>
+          <w:bCs/>
+        </w:rPr>
+        <w:t xml:space="preserve">B. </w:t>
+      </w:r>
+      <w:r>
+        <w:rPr>
+          <w:rFonts w:ascii="Arial" w:hAnsi="Arial" w:cs="Arial"/>
+          <w:b/>
+          <w:bCs/>
+        </w:rPr>
+        <w:t>Cas de test détaillé</w:t>
+      </w:r>
+      <w:r>
+        <w:rPr>
+          <w:rFonts w:ascii="Arial" w:hAnsi="Arial" w:cs="Arial"/>
+          <w:b/>
+          <w:bCs/>
+        </w:rPr>
+        <w:t xml:space="preserve"> </w:t>
+      </w:r>
+      <w:r>
+        <w:rPr>
+          <w:rFonts w:ascii="Arial" w:hAnsi="Arial" w:cs="Arial"/>
+          <w:b/>
+          <w:bCs/>
+        </w:rPr>
+        <w:t>: Validation du Titre</w:t>
+      </w:r>
+    </w:p>
+    <w:p>
+      <w:pPr>
+        <w:pStyle w:val="Paragraphedeliste"/>
+        <w:numPr>
+          <w:ilvl w:val="0"/>
+          <w:numId w:val="23"/>
+        </w:numPr>
+        <w:rPr>
+          <w:rFonts w:ascii="Arial" w:hAnsi="Arial" w:cs="Arial"/>
+        </w:rPr>
+      </w:pPr>
+      <w:r>
+        <w:rPr>
+          <w:rFonts w:ascii="Arial" w:hAnsi="Arial" w:cs="Arial"/>
+          <w:b/>
+          <w:bCs/>
+        </w:rPr>
+        <w:t>Données d'entrée :</w:t>
+      </w:r>
+      <w:r>
+        <w:rPr>
+          <w:rFonts w:ascii="Arial" w:hAnsi="Arial" w:cs="Arial"/>
+        </w:rPr>
+        <w:t xml:space="preserve"> </w:t>
+      </w:r>
+      <w:proofErr w:type="gramStart"/>
+      <w:r>
+        <w:rPr>
+          <w:rFonts w:ascii="Arial" w:hAnsi="Arial" w:cs="Arial"/>
+        </w:rPr>
+        <w:t>{ "</w:t>
+      </w:r>
+      <w:proofErr w:type="spellStart"/>
+      <w:proofErr w:type="gramEnd"/>
+      <w:r>
+        <w:rPr>
+          <w:rFonts w:ascii="Arial" w:hAnsi="Arial" w:cs="Arial"/>
+        </w:rPr>
+        <w:t>title</w:t>
+      </w:r>
+      <w:proofErr w:type="spellEnd"/>
+      <w:r>
+        <w:rPr>
+          <w:rFonts w:ascii="Arial" w:hAnsi="Arial" w:cs="Arial"/>
+        </w:rPr>
+        <w:t>": " ", "</w:t>
+      </w:r>
+      <w:proofErr w:type="spellStart"/>
+      <w:r>
+        <w:rPr>
+          <w:rFonts w:ascii="Arial" w:hAnsi="Arial" w:cs="Arial"/>
+        </w:rPr>
+        <w:t>priority</w:t>
+      </w:r>
+      <w:proofErr w:type="spellEnd"/>
+      <w:r>
+        <w:rPr>
+          <w:rFonts w:ascii="Arial" w:hAnsi="Arial" w:cs="Arial"/>
+        </w:rPr>
+        <w:t>": "medium" }.</w:t>
+      </w:r>
+    </w:p>
+    <w:p>
+      <w:pPr>
+        <w:pStyle w:val="Paragraphedeliste"/>
+        <w:numPr>
+          <w:ilvl w:val="0"/>
+          <w:numId w:val="23"/>
+        </w:numPr>
+        <w:rPr>
+          <w:rFonts w:ascii="Arial" w:hAnsi="Arial" w:cs="Arial"/>
+        </w:rPr>
+      </w:pPr>
+      <w:r>
+        <w:rPr>
+          <w:rFonts w:ascii="Arial" w:hAnsi="Arial" w:cs="Arial"/>
+          <w:b/>
+          <w:bCs/>
+        </w:rPr>
+        <w:t>Action effectuée :</w:t>
+      </w:r>
+      <w:r>
+        <w:rPr>
+          <w:rFonts w:ascii="Arial" w:hAnsi="Arial" w:cs="Arial"/>
+        </w:rPr>
+        <w:t xml:space="preserve"> Saisie dans le formulaire et clic sur "+ Ajouter une tâche".</w:t>
+      </w:r>
+    </w:p>
+    <w:p>
+      <w:pPr>
+        <w:pStyle w:val="Paragraphedeliste"/>
+        <w:numPr>
+          <w:ilvl w:val="0"/>
+          <w:numId w:val="23"/>
+        </w:numPr>
+        <w:rPr>
+          <w:rFonts w:ascii="Arial" w:hAnsi="Arial" w:cs="Arial"/>
+        </w:rPr>
+      </w:pPr>
+      <w:r>
+        <w:rPr>
+          <w:rFonts w:ascii="Arial" w:hAnsi="Arial" w:cs="Arial"/>
+          <w:b/>
+          <w:bCs/>
+        </w:rPr>
+        <w:t>Résultat attendu :</w:t>
+      </w:r>
+      <w:r>
+        <w:rPr>
+          <w:rFonts w:ascii="Arial" w:hAnsi="Arial" w:cs="Arial"/>
+        </w:rPr>
+        <w:t xml:space="preserve"> L'UI affiche "Le titre est obligatoire" et aucune tâche n'est ajoutée à la liste.</w:t>
+      </w:r>
+    </w:p>
+    <w:p>
+      <w:pPr>
+        <w:rPr>
+          <w:rFonts w:ascii="Arial" w:hAnsi="Arial" w:cs="Arial"/>
+        </w:rPr>
+      </w:pPr>
+    </w:p>
+    <w:p>
+      <w:pPr>
+        <w:rPr>
+          <w:rFonts w:ascii="Arial" w:hAnsi="Arial" w:cs="Arial"/>
+          <w:b/>
+          <w:bCs/>
+        </w:rPr>
+      </w:pPr>
+      <w:r>
+        <w:rPr>
+          <w:rFonts w:ascii="Arial" w:hAnsi="Arial" w:cs="Arial"/>
+          <w:b/>
+          <w:bCs/>
+        </w:rPr>
+        <w:lastRenderedPageBreak/>
+        <w:t xml:space="preserve">C. </w:t>
+      </w:r>
+      <w:r>
+        <w:rPr>
+          <w:rFonts w:ascii="Arial" w:hAnsi="Arial" w:cs="Arial"/>
+          <w:b/>
+          <w:bCs/>
+        </w:rPr>
+        <w:t>Conditions de réussite</w:t>
+      </w:r>
+    </w:p>
+    <w:p>
+      <w:pPr>
+        <w:rPr>
+          <w:rFonts w:ascii="Arial" w:hAnsi="Arial" w:cs="Arial"/>
+        </w:rPr>
+      </w:pPr>
+      <w:r>
+        <w:rPr>
+          <w:rFonts w:ascii="Arial" w:hAnsi="Arial" w:cs="Arial"/>
+        </w:rPr>
+        <w:t>Un test est "Réussi" si et seulement si :</w:t>
+      </w:r>
+    </w:p>
+    <w:p>
+      <w:pPr>
+        <w:pStyle w:val="Paragraphedeliste"/>
+        <w:numPr>
+          <w:ilvl w:val="0"/>
+          <w:numId w:val="25"/>
+        </w:numPr>
+        <w:rPr>
+          <w:rFonts w:ascii="Arial" w:hAnsi="Arial" w:cs="Arial"/>
+        </w:rPr>
+      </w:pPr>
+      <w:r>
+        <w:rPr>
+          <w:rFonts w:ascii="Arial" w:hAnsi="Arial" w:cs="Arial"/>
+        </w:rPr>
+        <w:t xml:space="preserve">Le code HTTP retourné par l'API est </w:t>
+      </w:r>
+      <w:r>
+        <w:rPr>
+          <w:rFonts w:ascii="Arial" w:hAnsi="Arial" w:cs="Arial"/>
+          <w:b/>
+          <w:bCs/>
+        </w:rPr>
+        <w:t>422</w:t>
+      </w:r>
+      <w:r>
+        <w:rPr>
+          <w:rFonts w:ascii="Arial" w:hAnsi="Arial" w:cs="Arial"/>
+        </w:rPr>
+        <w:t xml:space="preserve"> pour une erreur de validation.</w:t>
+      </w:r>
+    </w:p>
+    <w:p>
+      <w:pPr>
+        <w:pStyle w:val="Paragraphedeliste"/>
+        <w:numPr>
+          <w:ilvl w:val="0"/>
+          <w:numId w:val="25"/>
+        </w:numPr>
+        <w:rPr>
+          <w:rFonts w:ascii="Arial" w:hAnsi="Arial" w:cs="Arial"/>
+        </w:rPr>
+      </w:pPr>
+      <w:r>
+        <w:rPr>
+          <w:rFonts w:ascii="Arial" w:hAnsi="Arial" w:cs="Arial"/>
+        </w:rPr>
+        <w:t>L'élément HTML de la tâche n'est présent qu'</w:t>
+      </w:r>
+      <w:r>
+        <w:rPr>
+          <w:rFonts w:ascii="Arial" w:hAnsi="Arial" w:cs="Arial"/>
+          <w:b/>
+          <w:bCs/>
+        </w:rPr>
+        <w:t>une seule fois</w:t>
+      </w:r>
+      <w:r>
+        <w:rPr>
+          <w:rFonts w:ascii="Arial" w:hAnsi="Arial" w:cs="Arial"/>
+        </w:rPr>
+        <w:t xml:space="preserve"> (count=1) après confirmation du serveur.</w:t>
+      </w:r>
+    </w:p>
+    <w:p>
+      <w:pPr>
+        <w:rPr>
+          <w:rFonts w:ascii="Arial" w:hAnsi="Arial" w:cs="Arial"/>
+        </w:rPr>
+      </w:pPr>
+    </w:p>
+    <w:p>
+      <w:pPr>
+        <w:pStyle w:val="Titre2"/>
+        <w:rPr>
+          <w:rFonts w:ascii="Arial" w:hAnsi="Arial" w:cs="Arial"/>
+        </w:rPr>
+      </w:pPr>
+      <w:r>
+        <w:rPr>
+          <w:rFonts w:ascii="Arial" w:hAnsi="Arial" w:cs="Arial"/>
+        </w:rPr>
+        <w:t>4.3 Développement des tests automatisés</w:t>
+      </w:r>
+    </w:p>
+    <w:p>
+      <w:pPr>
+        <w:rPr>
+          <w:rFonts w:ascii="Arial" w:hAnsi="Arial" w:cs="Arial"/>
+        </w:rPr>
+      </w:pPr>
+      <w:r>
+        <w:rPr>
+          <w:rFonts w:ascii="Arial" w:hAnsi="Arial" w:cs="Arial"/>
+        </w:rPr>
+        <w:t xml:space="preserve">(Note : Cette section contiendra les codes </w:t>
+      </w:r>
+      <w:proofErr w:type="spellStart"/>
+      <w:r>
+        <w:rPr>
+          <w:rFonts w:ascii="Arial" w:hAnsi="Arial" w:cs="Arial"/>
+        </w:rPr>
+        <w:t>Japa</w:t>
+      </w:r>
+      <w:proofErr w:type="spellEnd"/>
+      <w:r>
+        <w:rPr>
+          <w:rFonts w:ascii="Arial" w:hAnsi="Arial" w:cs="Arial"/>
+        </w:rPr>
+        <w:t xml:space="preserve"> et </w:t>
+      </w:r>
+      <w:proofErr w:type="spellStart"/>
+      <w:r>
+        <w:rPr>
+          <w:rFonts w:ascii="Arial" w:hAnsi="Arial" w:cs="Arial"/>
+        </w:rPr>
+        <w:t>Playwright</w:t>
+      </w:r>
+      <w:proofErr w:type="spellEnd"/>
+      <w:r>
+        <w:rPr>
+          <w:rFonts w:ascii="Arial" w:hAnsi="Arial" w:cs="Arial"/>
+        </w:rPr>
+        <w:t xml:space="preserve"> ainsi que les captures d'écran demandées.)</w:t>
+      </w:r>
+    </w:p>
+    <w:p>
+      <w:pPr>
+        <w:rPr>
+          <w:rFonts w:ascii="Arial" w:hAnsi="Arial" w:cs="Arial"/>
+          <w:b/>
+          <w:bCs/>
+        </w:rPr>
+      </w:pPr>
+      <w:r>
+        <w:rPr>
+          <w:rFonts w:ascii="Arial" w:hAnsi="Arial" w:cs="Arial"/>
+          <w:b/>
+          <w:bCs/>
+        </w:rPr>
+        <w:t>Preuves d'exécution attendues (AUTO5)</w:t>
+      </w:r>
+    </w:p>
+    <w:p>
+      <w:pPr>
+        <w:rPr>
+          <w:rFonts w:ascii="Arial" w:hAnsi="Arial" w:cs="Arial"/>
+        </w:rPr>
+      </w:pPr>
+      <w:r>
+        <w:rPr>
+          <w:rFonts w:ascii="Arial" w:hAnsi="Arial" w:cs="Arial"/>
+        </w:rPr>
+        <w:t>Pour chaque catégorie de test (Unitaire, Intégration, E2E), une capture d'écran sera fournie montrant :</w:t>
+      </w:r>
+    </w:p>
+    <w:p>
+      <w:pPr>
+        <w:numPr>
+          <w:ilvl w:val="0"/>
+          <w:numId w:val="26"/>
+        </w:numPr>
+        <w:rPr>
+          <w:rFonts w:ascii="Arial" w:hAnsi="Arial" w:cs="Arial"/>
+        </w:rPr>
+      </w:pPr>
+      <w:r>
+        <w:rPr>
+          <w:rFonts w:ascii="Arial" w:hAnsi="Arial" w:cs="Arial"/>
+        </w:rPr>
+        <w:t>La commande d'exécution (</w:t>
+      </w:r>
+      <w:proofErr w:type="gramStart"/>
+      <w:r>
+        <w:rPr>
+          <w:rFonts w:ascii="Arial" w:hAnsi="Arial" w:cs="Arial"/>
+        </w:rPr>
+        <w:t>ex:</w:t>
+      </w:r>
+      <w:proofErr w:type="gramEnd"/>
+      <w:r>
+        <w:rPr>
+          <w:rFonts w:ascii="Arial" w:hAnsi="Arial" w:cs="Arial"/>
+        </w:rPr>
+        <w:t xml:space="preserve"> </w:t>
+      </w:r>
+      <w:proofErr w:type="spellStart"/>
+      <w:r>
+        <w:rPr>
+          <w:rFonts w:ascii="Arial" w:hAnsi="Arial" w:cs="Arial"/>
+        </w:rPr>
+        <w:t>node</w:t>
+      </w:r>
+      <w:proofErr w:type="spellEnd"/>
+      <w:r>
+        <w:rPr>
+          <w:rFonts w:ascii="Arial" w:hAnsi="Arial" w:cs="Arial"/>
+        </w:rPr>
+        <w:t xml:space="preserve"> ace test).</w:t>
+      </w:r>
+    </w:p>
+    <w:p>
+      <w:pPr>
+        <w:numPr>
+          <w:ilvl w:val="0"/>
+          <w:numId w:val="26"/>
+        </w:numPr>
+        <w:rPr>
+          <w:rFonts w:ascii="Arial" w:hAnsi="Arial" w:cs="Arial"/>
+        </w:rPr>
+      </w:pPr>
+      <w:r>
+        <w:rPr>
+          <w:rFonts w:ascii="Arial" w:hAnsi="Arial" w:cs="Arial"/>
+        </w:rPr>
+        <w:t>Le détail des succès/échecs.</w:t>
+      </w:r>
+    </w:p>
+    <w:p>
+      <w:pPr>
+        <w:numPr>
+          <w:ilvl w:val="0"/>
+          <w:numId w:val="26"/>
+        </w:numPr>
+        <w:rPr>
+          <w:rFonts w:ascii="Arial" w:hAnsi="Arial" w:cs="Arial"/>
+        </w:rPr>
+      </w:pPr>
+      <w:r>
+        <w:rPr>
+          <w:rFonts w:ascii="Arial" w:hAnsi="Arial" w:cs="Arial"/>
+        </w:rPr>
+        <w:t>L'état final (</w:t>
+      </w:r>
+      <w:proofErr w:type="spellStart"/>
+      <w:r>
+        <w:rPr>
+          <w:rFonts w:ascii="Arial" w:hAnsi="Arial" w:cs="Arial"/>
+        </w:rPr>
+        <w:t>Pass</w:t>
+      </w:r>
+      <w:proofErr w:type="spellEnd"/>
+      <w:r>
+        <w:rPr>
+          <w:rFonts w:ascii="Arial" w:hAnsi="Arial" w:cs="Arial"/>
+        </w:rPr>
+        <w:t>/Fail) confirmant les anomalies identifiées à l'étape 2.</w:t>
+      </w:r>
+    </w:p>
+    <w:p>
+      <w:pPr>
+        <w:rPr>
+          <w:rFonts w:ascii="Arial" w:hAnsi="Arial" w:cs="Arial"/>
+        </w:rPr>
       </w:pPr>
     </w:p>
     <w:sectPr>
@@ -1405,6 +2494,184 @@
     </w:lvl>
   </w:abstractNum>
   <w:abstractNum w:abstractNumId="4" w15:restartNumberingAfterBreak="0">
+    <w:nsid w:val="16056ABA"/>
+    <w:multiLevelType w:val="hybridMultilevel"/>
+    <w:tmpl w:val="DA50E48C"/>
+    <w:lvl w:ilvl="0" w:tplc="100C000F">
+      <w:start w:val="1"/>
+      <w:numFmt w:val="decimal"/>
+      <w:lvlText w:val="%1."/>
+      <w:lvlJc w:val="left"/>
+      <w:pPr>
+        <w:ind w:left="720" w:hanging="360"/>
+      </w:pPr>
+      <w:rPr>
+        <w:rFonts w:hint="default"/>
+      </w:rPr>
+    </w:lvl>
+    <w:lvl w:ilvl="1" w:tplc="100C0019" w:tentative="1">
+      <w:start w:val="1"/>
+      <w:numFmt w:val="lowerLetter"/>
+      <w:lvlText w:val="%2."/>
+      <w:lvlJc w:val="left"/>
+      <w:pPr>
+        <w:ind w:left="1440" w:hanging="360"/>
+      </w:pPr>
+    </w:lvl>
+    <w:lvl w:ilvl="2" w:tplc="100C001B" w:tentative="1">
+      <w:start w:val="1"/>
+      <w:numFmt w:val="lowerRoman"/>
+      <w:lvlText w:val="%3."/>
+      <w:lvlJc w:val="right"/>
+      <w:pPr>
+        <w:ind w:left="2160" w:hanging="180"/>
+      </w:pPr>
+    </w:lvl>
+    <w:lvl w:ilvl="3" w:tplc="100C000F" w:tentative="1">
+      <w:start w:val="1"/>
+      <w:numFmt w:val="decimal"/>
+      <w:lvlText w:val="%4."/>
+      <w:lvlJc w:val="left"/>
+      <w:pPr>
+        <w:ind w:left="2880" w:hanging="360"/>
+      </w:pPr>
+    </w:lvl>
+    <w:lvl w:ilvl="4" w:tplc="100C0019" w:tentative="1">
+      <w:start w:val="1"/>
+      <w:numFmt w:val="lowerLetter"/>
+      <w:lvlText w:val="%5."/>
+      <w:lvlJc w:val="left"/>
+      <w:pPr>
+        <w:ind w:left="3600" w:hanging="360"/>
+      </w:pPr>
+    </w:lvl>
+    <w:lvl w:ilvl="5" w:tplc="100C001B" w:tentative="1">
+      <w:start w:val="1"/>
+      <w:numFmt w:val="lowerRoman"/>
+      <w:lvlText w:val="%6."/>
+      <w:lvlJc w:val="right"/>
+      <w:pPr>
+        <w:ind w:left="4320" w:hanging="180"/>
+      </w:pPr>
+    </w:lvl>
+    <w:lvl w:ilvl="6" w:tplc="100C000F" w:tentative="1">
+      <w:start w:val="1"/>
+      <w:numFmt w:val="decimal"/>
+      <w:lvlText w:val="%7."/>
+      <w:lvlJc w:val="left"/>
+      <w:pPr>
+        <w:ind w:left="5040" w:hanging="360"/>
+      </w:pPr>
+    </w:lvl>
+    <w:lvl w:ilvl="7" w:tplc="100C0019" w:tentative="1">
+      <w:start w:val="1"/>
+      <w:numFmt w:val="lowerLetter"/>
+      <w:lvlText w:val="%8."/>
+      <w:lvlJc w:val="left"/>
+      <w:pPr>
+        <w:ind w:left="5760" w:hanging="360"/>
+      </w:pPr>
+    </w:lvl>
+    <w:lvl w:ilvl="8" w:tplc="100C001B" w:tentative="1">
+      <w:start w:val="1"/>
+      <w:numFmt w:val="lowerRoman"/>
+      <w:lvlText w:val="%9."/>
+      <w:lvlJc w:val="right"/>
+      <w:pPr>
+        <w:ind w:left="6480" w:hanging="180"/>
+      </w:pPr>
+    </w:lvl>
+  </w:abstractNum>
+  <w:abstractNum w:abstractNumId="5" w15:restartNumberingAfterBreak="0">
+    <w:nsid w:val="18C451F1"/>
+    <w:multiLevelType w:val="hybridMultilevel"/>
+    <w:tmpl w:val="B1A20E6C"/>
+    <w:lvl w:ilvl="0" w:tplc="100C000F">
+      <w:start w:val="1"/>
+      <w:numFmt w:val="decimal"/>
+      <w:lvlText w:val="%1."/>
+      <w:lvlJc w:val="left"/>
+      <w:pPr>
+        <w:ind w:left="720" w:hanging="360"/>
+      </w:pPr>
+      <w:rPr>
+        <w:rFonts w:hint="default"/>
+      </w:rPr>
+    </w:lvl>
+    <w:lvl w:ilvl="1" w:tplc="100C0019" w:tentative="1">
+      <w:start w:val="1"/>
+      <w:numFmt w:val="lowerLetter"/>
+      <w:lvlText w:val="%2."/>
+      <w:lvlJc w:val="left"/>
+      <w:pPr>
+        <w:ind w:left="1440" w:hanging="360"/>
+      </w:pPr>
+    </w:lvl>
+    <w:lvl w:ilvl="2" w:tplc="100C001B" w:tentative="1">
+      <w:start w:val="1"/>
+      <w:numFmt w:val="lowerRoman"/>
+      <w:lvlText w:val="%3."/>
+      <w:lvlJc w:val="right"/>
+      <w:pPr>
+        <w:ind w:left="2160" w:hanging="180"/>
+      </w:pPr>
+    </w:lvl>
+    <w:lvl w:ilvl="3" w:tplc="100C000F" w:tentative="1">
+      <w:start w:val="1"/>
+      <w:numFmt w:val="decimal"/>
+      <w:lvlText w:val="%4."/>
+      <w:lvlJc w:val="left"/>
+      <w:pPr>
+        <w:ind w:left="2880" w:hanging="360"/>
+      </w:pPr>
+    </w:lvl>
+    <w:lvl w:ilvl="4" w:tplc="100C0019" w:tentative="1">
+      <w:start w:val="1"/>
+      <w:numFmt w:val="lowerLetter"/>
+      <w:lvlText w:val="%5."/>
+      <w:lvlJc w:val="left"/>
+      <w:pPr>
+        <w:ind w:left="3600" w:hanging="360"/>
+      </w:pPr>
+    </w:lvl>
+    <w:lvl w:ilvl="5" w:tplc="100C001B" w:tentative="1">
+      <w:start w:val="1"/>
+      <w:numFmt w:val="lowerRoman"/>
+      <w:lvlText w:val="%6."/>
+      <w:lvlJc w:val="right"/>
+      <w:pPr>
+        <w:ind w:left="4320" w:hanging="180"/>
+      </w:pPr>
+    </w:lvl>
+    <w:lvl w:ilvl="6" w:tplc="100C000F" w:tentative="1">
+      <w:start w:val="1"/>
+      <w:numFmt w:val="decimal"/>
+      <w:lvlText w:val="%7."/>
+      <w:lvlJc w:val="left"/>
+      <w:pPr>
+        <w:ind w:left="5040" w:hanging="360"/>
+      </w:pPr>
+    </w:lvl>
+    <w:lvl w:ilvl="7" w:tplc="100C0019" w:tentative="1">
+      <w:start w:val="1"/>
+      <w:numFmt w:val="lowerLetter"/>
+      <w:lvlText w:val="%8."/>
+      <w:lvlJc w:val="left"/>
+      <w:pPr>
+        <w:ind w:left="5760" w:hanging="360"/>
+      </w:pPr>
+    </w:lvl>
+    <w:lvl w:ilvl="8" w:tplc="100C001B" w:tentative="1">
+      <w:start w:val="1"/>
+      <w:numFmt w:val="lowerRoman"/>
+      <w:lvlText w:val="%9."/>
+      <w:lvlJc w:val="right"/>
+      <w:pPr>
+        <w:ind w:left="6480" w:hanging="180"/>
+      </w:pPr>
+    </w:lvl>
+  </w:abstractNum>
+  <w:abstractNum w:abstractNumId="6" w15:restartNumberingAfterBreak="0">
     <w:nsid w:val="1D8B10D7"/>
     <w:multiLevelType w:val="multilevel"/>
     <w:tmpl w:val="6F50DA98"/>
@@ -1517,7 +2784,93 @@
       </w:pPr>
     </w:lvl>
   </w:abstractNum>
-  <w:abstractNum w:abstractNumId="5" w15:restartNumberingAfterBreak="0">
+  <w:abstractNum w:abstractNumId="7" w15:restartNumberingAfterBreak="0">
+    <w:nsid w:val="1ED758AA"/>
+    <w:multiLevelType w:val="hybridMultilevel"/>
+    <w:tmpl w:val="70EECBAA"/>
+    <w:lvl w:ilvl="0" w:tplc="100C000F">
+      <w:start w:val="1"/>
+      <w:numFmt w:val="decimal"/>
+      <w:lvlText w:val="%1."/>
+      <w:lvlJc w:val="left"/>
+      <w:pPr>
+        <w:ind w:left="720" w:hanging="360"/>
+      </w:pPr>
+    </w:lvl>
+    <w:lvl w:ilvl="1" w:tplc="100C0019" w:tentative="1">
+      <w:start w:val="1"/>
+      <w:numFmt w:val="lowerLetter"/>
+      <w:lvlText w:val="%2."/>
+      <w:lvlJc w:val="left"/>
+      <w:pPr>
+        <w:ind w:left="1440" w:hanging="360"/>
+      </w:pPr>
+    </w:lvl>
+    <w:lvl w:ilvl="2" w:tplc="100C001B" w:tentative="1">
+      <w:start w:val="1"/>
+      <w:numFmt w:val="lowerRoman"/>
+      <w:lvlText w:val="%3."/>
+      <w:lvlJc w:val="right"/>
+      <w:pPr>
+        <w:ind w:left="2160" w:hanging="180"/>
+      </w:pPr>
+    </w:lvl>
+    <w:lvl w:ilvl="3" w:tplc="100C000F" w:tentative="1">
+      <w:start w:val="1"/>
+      <w:numFmt w:val="decimal"/>
+      <w:lvlText w:val="%4."/>
+      <w:lvlJc w:val="left"/>
+      <w:pPr>
+        <w:ind w:left="2880" w:hanging="360"/>
+      </w:pPr>
+    </w:lvl>
+    <w:lvl w:ilvl="4" w:tplc="100C0019" w:tentative="1">
+      <w:start w:val="1"/>
+      <w:numFmt w:val="lowerLetter"/>
+      <w:lvlText w:val="%5."/>
+      <w:lvlJc w:val="left"/>
+      <w:pPr>
+        <w:ind w:left="3600" w:hanging="360"/>
+      </w:pPr>
+    </w:lvl>
+    <w:lvl w:ilvl="5" w:tplc="100C001B" w:tentative="1">
+      <w:start w:val="1"/>
+      <w:numFmt w:val="lowerRoman"/>
+      <w:lvlText w:val="%6."/>
+      <w:lvlJc w:val="right"/>
+      <w:pPr>
+        <w:ind w:left="4320" w:hanging="180"/>
+      </w:pPr>
+    </w:lvl>
+    <w:lvl w:ilvl="6" w:tplc="100C000F" w:tentative="1">
+      <w:start w:val="1"/>
+      <w:numFmt w:val="decimal"/>
+      <w:lvlText w:val="%7."/>
+      <w:lvlJc w:val="left"/>
+      <w:pPr>
+        <w:ind w:left="5040" w:hanging="360"/>
+      </w:pPr>
+    </w:lvl>
+    <w:lvl w:ilvl="7" w:tplc="100C0019" w:tentative="1">
+      <w:start w:val="1"/>
+      <w:numFmt w:val="lowerLetter"/>
+      <w:lvlText w:val="%8."/>
+      <w:lvlJc w:val="left"/>
+      <w:pPr>
+        <w:ind w:left="5760" w:hanging="360"/>
+      </w:pPr>
+    </w:lvl>
+    <w:lvl w:ilvl="8" w:tplc="100C001B" w:tentative="1">
+      <w:start w:val="1"/>
+      <w:numFmt w:val="lowerRoman"/>
+      <w:lvlText w:val="%9."/>
+      <w:lvlJc w:val="right"/>
+      <w:pPr>
+        <w:ind w:left="6480" w:hanging="180"/>
+      </w:pPr>
+    </w:lvl>
+  </w:abstractNum>
+  <w:abstractNum w:abstractNumId="8" w15:restartNumberingAfterBreak="0">
     <w:nsid w:val="231056B7"/>
     <w:multiLevelType w:val="hybridMultilevel"/>
     <w:tmpl w:val="F6607708"/>
@@ -1630,7 +2983,96 @@
       </w:rPr>
     </w:lvl>
   </w:abstractNum>
-  <w:abstractNum w:abstractNumId="6" w15:restartNumberingAfterBreak="0">
+  <w:abstractNum w:abstractNumId="9" w15:restartNumberingAfterBreak="0">
+    <w:nsid w:val="23301E96"/>
+    <w:multiLevelType w:val="hybridMultilevel"/>
+    <w:tmpl w:val="0054FA40"/>
+    <w:lvl w:ilvl="0" w:tplc="100C000F">
+      <w:start w:val="1"/>
+      <w:numFmt w:val="decimal"/>
+      <w:lvlText w:val="%1."/>
+      <w:lvlJc w:val="left"/>
+      <w:pPr>
+        <w:ind w:left="720" w:hanging="360"/>
+      </w:pPr>
+      <w:rPr>
+        <w:rFonts w:hint="default"/>
+      </w:rPr>
+    </w:lvl>
+    <w:lvl w:ilvl="1" w:tplc="100C0019" w:tentative="1">
+      <w:start w:val="1"/>
+      <w:numFmt w:val="lowerLetter"/>
+      <w:lvlText w:val="%2."/>
+      <w:lvlJc w:val="left"/>
+      <w:pPr>
+        <w:ind w:left="1440" w:hanging="360"/>
+      </w:pPr>
+    </w:lvl>
+    <w:lvl w:ilvl="2" w:tplc="100C001B" w:tentative="1">
+      <w:start w:val="1"/>
+      <w:numFmt w:val="lowerRoman"/>
+      <w:lvlText w:val="%3."/>
+      <w:lvlJc w:val="right"/>
+      <w:pPr>
+        <w:ind w:left="2160" w:hanging="180"/>
+      </w:pPr>
+    </w:lvl>
+    <w:lvl w:ilvl="3" w:tplc="100C000F" w:tentative="1">
+      <w:start w:val="1"/>
+      <w:numFmt w:val="decimal"/>
+      <w:lvlText w:val="%4."/>
+      <w:lvlJc w:val="left"/>
+      <w:pPr>
+        <w:ind w:left="2880" w:hanging="360"/>
+      </w:pPr>
+    </w:lvl>
+    <w:lvl w:ilvl="4" w:tplc="100C0019" w:tentative="1">
+      <w:start w:val="1"/>
+      <w:numFmt w:val="lowerLetter"/>
+      <w:lvlText w:val="%5."/>
+      <w:lvlJc w:val="left"/>
+      <w:pPr>
+        <w:ind w:left="3600" w:hanging="360"/>
+      </w:pPr>
+    </w:lvl>
+    <w:lvl w:ilvl="5" w:tplc="100C001B" w:tentative="1">
+      <w:start w:val="1"/>
+      <w:numFmt w:val="lowerRoman"/>
+      <w:lvlText w:val="%6."/>
+      <w:lvlJc w:val="right"/>
+      <w:pPr>
+        <w:ind w:left="4320" w:hanging="180"/>
+      </w:pPr>
+    </w:lvl>
+    <w:lvl w:ilvl="6" w:tplc="100C000F" w:tentative="1">
+      <w:start w:val="1"/>
+      <w:numFmt w:val="decimal"/>
+      <w:lvlText w:val="%7."/>
+      <w:lvlJc w:val="left"/>
+      <w:pPr>
+        <w:ind w:left="5040" w:hanging="360"/>
+      </w:pPr>
+    </w:lvl>
+    <w:lvl w:ilvl="7" w:tplc="100C0019" w:tentative="1">
+      <w:start w:val="1"/>
+      <w:numFmt w:val="lowerLetter"/>
+      <w:lvlText w:val="%8."/>
+      <w:lvlJc w:val="left"/>
+      <w:pPr>
+        <w:ind w:left="5760" w:hanging="360"/>
+      </w:pPr>
+    </w:lvl>
+    <w:lvl w:ilvl="8" w:tplc="100C001B" w:tentative="1">
+      <w:start w:val="1"/>
+      <w:numFmt w:val="lowerRoman"/>
+      <w:lvlText w:val="%9."/>
+      <w:lvlJc w:val="right"/>
+      <w:pPr>
+        <w:ind w:left="6480" w:hanging="180"/>
+      </w:pPr>
+    </w:lvl>
+  </w:abstractNum>
+  <w:abstractNum w:abstractNumId="10" w15:restartNumberingAfterBreak="0">
     <w:nsid w:val="24923CD2"/>
     <w:multiLevelType w:val="multilevel"/>
     <w:tmpl w:val="1346BE02"/>
@@ -1743,7 +3185,93 @@
       </w:pPr>
     </w:lvl>
   </w:abstractNum>
-  <w:abstractNum w:abstractNumId="7" w15:restartNumberingAfterBreak="0">
+  <w:abstractNum w:abstractNumId="11" w15:restartNumberingAfterBreak="0">
+    <w:nsid w:val="26BB18D0"/>
+    <w:multiLevelType w:val="hybridMultilevel"/>
+    <w:tmpl w:val="104A5E48"/>
+    <w:lvl w:ilvl="0" w:tplc="100C000F">
+      <w:start w:val="1"/>
+      <w:numFmt w:val="decimal"/>
+      <w:lvlText w:val="%1."/>
+      <w:lvlJc w:val="left"/>
+      <w:pPr>
+        <w:ind w:left="720" w:hanging="360"/>
+      </w:pPr>
+    </w:lvl>
+    <w:lvl w:ilvl="1" w:tplc="100C0019" w:tentative="1">
+      <w:start w:val="1"/>
+      <w:numFmt w:val="lowerLetter"/>
+      <w:lvlText w:val="%2."/>
+      <w:lvlJc w:val="left"/>
+      <w:pPr>
+        <w:ind w:left="1440" w:hanging="360"/>
+      </w:pPr>
+    </w:lvl>
+    <w:lvl w:ilvl="2" w:tplc="100C001B" w:tentative="1">
+      <w:start w:val="1"/>
+      <w:numFmt w:val="lowerRoman"/>
+      <w:lvlText w:val="%3."/>
+      <w:lvlJc w:val="right"/>
+      <w:pPr>
+        <w:ind w:left="2160" w:hanging="180"/>
+      </w:pPr>
+    </w:lvl>
+    <w:lvl w:ilvl="3" w:tplc="100C000F" w:tentative="1">
+      <w:start w:val="1"/>
+      <w:numFmt w:val="decimal"/>
+      <w:lvlText w:val="%4."/>
+      <w:lvlJc w:val="left"/>
+      <w:pPr>
+        <w:ind w:left="2880" w:hanging="360"/>
+      </w:pPr>
+    </w:lvl>
+    <w:lvl w:ilvl="4" w:tplc="100C0019" w:tentative="1">
+      <w:start w:val="1"/>
+      <w:numFmt w:val="lowerLetter"/>
+      <w:lvlText w:val="%5."/>
+      <w:lvlJc w:val="left"/>
+      <w:pPr>
+        <w:ind w:left="3600" w:hanging="360"/>
+      </w:pPr>
+    </w:lvl>
+    <w:lvl w:ilvl="5" w:tplc="100C001B" w:tentative="1">
+      <w:start w:val="1"/>
+      <w:numFmt w:val="lowerRoman"/>
+      <w:lvlText w:val="%6."/>
+      <w:lvlJc w:val="right"/>
+      <w:pPr>
+        <w:ind w:left="4320" w:hanging="180"/>
+      </w:pPr>
+    </w:lvl>
+    <w:lvl w:ilvl="6" w:tplc="100C000F" w:tentative="1">
+      <w:start w:val="1"/>
+      <w:numFmt w:val="decimal"/>
+      <w:lvlText w:val="%7."/>
+      <w:lvlJc w:val="left"/>
+      <w:pPr>
+        <w:ind w:left="5040" w:hanging="360"/>
+      </w:pPr>
+    </w:lvl>
+    <w:lvl w:ilvl="7" w:tplc="100C0019" w:tentative="1">
+      <w:start w:val="1"/>
+      <w:numFmt w:val="lowerLetter"/>
+      <w:lvlText w:val="%8."/>
+      <w:lvlJc w:val="left"/>
+      <w:pPr>
+        <w:ind w:left="5760" w:hanging="360"/>
+      </w:pPr>
+    </w:lvl>
+    <w:lvl w:ilvl="8" w:tplc="100C001B" w:tentative="1">
+      <w:start w:val="1"/>
+      <w:numFmt w:val="lowerRoman"/>
+      <w:lvlText w:val="%9."/>
+      <w:lvlJc w:val="right"/>
+      <w:pPr>
+        <w:ind w:left="6480" w:hanging="180"/>
+      </w:pPr>
+    </w:lvl>
+  </w:abstractNum>
+  <w:abstractNum w:abstractNumId="12" w15:restartNumberingAfterBreak="0">
     <w:nsid w:val="29BA7888"/>
     <w:multiLevelType w:val="multilevel"/>
     <w:tmpl w:val="B5DAF08E"/>
@@ -1892,7 +3420,7 @@
       </w:rPr>
     </w:lvl>
   </w:abstractNum>
-  <w:abstractNum w:abstractNumId="8" w15:restartNumberingAfterBreak="0">
+  <w:abstractNum w:abstractNumId="13" w15:restartNumberingAfterBreak="0">
     <w:nsid w:val="32F6453F"/>
     <w:multiLevelType w:val="multilevel"/>
     <w:tmpl w:val="683E7FE6"/>
@@ -2005,7 +3533,93 @@
       </w:pPr>
     </w:lvl>
   </w:abstractNum>
-  <w:abstractNum w:abstractNumId="9" w15:restartNumberingAfterBreak="0">
+  <w:abstractNum w:abstractNumId="14" w15:restartNumberingAfterBreak="0">
+    <w:nsid w:val="336E5007"/>
+    <w:multiLevelType w:val="hybridMultilevel"/>
+    <w:tmpl w:val="E37A66CA"/>
+    <w:lvl w:ilvl="0" w:tplc="100C000F">
+      <w:start w:val="1"/>
+      <w:numFmt w:val="decimal"/>
+      <w:lvlText w:val="%1."/>
+      <w:lvlJc w:val="left"/>
+      <w:pPr>
+        <w:ind w:left="720" w:hanging="360"/>
+      </w:pPr>
+    </w:lvl>
+    <w:lvl w:ilvl="1" w:tplc="100C0019" w:tentative="1">
+      <w:start w:val="1"/>
+      <w:numFmt w:val="lowerLetter"/>
+      <w:lvlText w:val="%2."/>
+      <w:lvlJc w:val="left"/>
+      <w:pPr>
+        <w:ind w:left="1440" w:hanging="360"/>
+      </w:pPr>
+    </w:lvl>
+    <w:lvl w:ilvl="2" w:tplc="100C001B" w:tentative="1">
+      <w:start w:val="1"/>
+      <w:numFmt w:val="lowerRoman"/>
+      <w:lvlText w:val="%3."/>
+      <w:lvlJc w:val="right"/>
+      <w:pPr>
+        <w:ind w:left="2160" w:hanging="180"/>
+      </w:pPr>
+    </w:lvl>
+    <w:lvl w:ilvl="3" w:tplc="100C000F" w:tentative="1">
+      <w:start w:val="1"/>
+      <w:numFmt w:val="decimal"/>
+      <w:lvlText w:val="%4."/>
+      <w:lvlJc w:val="left"/>
+      <w:pPr>
+        <w:ind w:left="2880" w:hanging="360"/>
+      </w:pPr>
+    </w:lvl>
+    <w:lvl w:ilvl="4" w:tplc="100C0019" w:tentative="1">
+      <w:start w:val="1"/>
+      <w:numFmt w:val="lowerLetter"/>
+      <w:lvlText w:val="%5."/>
+      <w:lvlJc w:val="left"/>
+      <w:pPr>
+        <w:ind w:left="3600" w:hanging="360"/>
+      </w:pPr>
+    </w:lvl>
+    <w:lvl w:ilvl="5" w:tplc="100C001B" w:tentative="1">
+      <w:start w:val="1"/>
+      <w:numFmt w:val="lowerRoman"/>
+      <w:lvlText w:val="%6."/>
+      <w:lvlJc w:val="right"/>
+      <w:pPr>
+        <w:ind w:left="4320" w:hanging="180"/>
+      </w:pPr>
+    </w:lvl>
+    <w:lvl w:ilvl="6" w:tplc="100C000F" w:tentative="1">
+      <w:start w:val="1"/>
+      <w:numFmt w:val="decimal"/>
+      <w:lvlText w:val="%7."/>
+      <w:lvlJc w:val="left"/>
+      <w:pPr>
+        <w:ind w:left="5040" w:hanging="360"/>
+      </w:pPr>
+    </w:lvl>
+    <w:lvl w:ilvl="7" w:tplc="100C0019" w:tentative="1">
+      <w:start w:val="1"/>
+      <w:numFmt w:val="lowerLetter"/>
+      <w:lvlText w:val="%8."/>
+      <w:lvlJc w:val="left"/>
+      <w:pPr>
+        <w:ind w:left="5760" w:hanging="360"/>
+      </w:pPr>
+    </w:lvl>
+    <w:lvl w:ilvl="8" w:tplc="100C001B" w:tentative="1">
+      <w:start w:val="1"/>
+      <w:numFmt w:val="lowerRoman"/>
+      <w:lvlText w:val="%9."/>
+      <w:lvlJc w:val="right"/>
+      <w:pPr>
+        <w:ind w:left="6480" w:hanging="180"/>
+      </w:pPr>
+    </w:lvl>
+  </w:abstractNum>
+  <w:abstractNum w:abstractNumId="15" w15:restartNumberingAfterBreak="0">
     <w:nsid w:val="345F6DA0"/>
     <w:multiLevelType w:val="hybridMultilevel"/>
     <w:tmpl w:val="7786DCB4"/>
@@ -2094,7 +3708,93 @@
       </w:pPr>
     </w:lvl>
   </w:abstractNum>
-  <w:abstractNum w:abstractNumId="10" w15:restartNumberingAfterBreak="0">
+  <w:abstractNum w:abstractNumId="16" w15:restartNumberingAfterBreak="0">
+    <w:nsid w:val="3D355A44"/>
+    <w:multiLevelType w:val="hybridMultilevel"/>
+    <w:tmpl w:val="78804434"/>
+    <w:lvl w:ilvl="0" w:tplc="100C000F">
+      <w:start w:val="1"/>
+      <w:numFmt w:val="decimal"/>
+      <w:lvlText w:val="%1."/>
+      <w:lvlJc w:val="left"/>
+      <w:pPr>
+        <w:ind w:left="720" w:hanging="360"/>
+      </w:pPr>
+    </w:lvl>
+    <w:lvl w:ilvl="1" w:tplc="100C0019" w:tentative="1">
+      <w:start w:val="1"/>
+      <w:numFmt w:val="lowerLetter"/>
+      <w:lvlText w:val="%2."/>
+      <w:lvlJc w:val="left"/>
+      <w:pPr>
+        <w:ind w:left="1440" w:hanging="360"/>
+      </w:pPr>
+    </w:lvl>
+    <w:lvl w:ilvl="2" w:tplc="100C001B" w:tentative="1">
+      <w:start w:val="1"/>
+      <w:numFmt w:val="lowerRoman"/>
+      <w:lvlText w:val="%3."/>
+      <w:lvlJc w:val="right"/>
+      <w:pPr>
+        <w:ind w:left="2160" w:hanging="180"/>
+      </w:pPr>
+    </w:lvl>
+    <w:lvl w:ilvl="3" w:tplc="100C000F" w:tentative="1">
+      <w:start w:val="1"/>
+      <w:numFmt w:val="decimal"/>
+      <w:lvlText w:val="%4."/>
+      <w:lvlJc w:val="left"/>
+      <w:pPr>
+        <w:ind w:left="2880" w:hanging="360"/>
+      </w:pPr>
+    </w:lvl>
+    <w:lvl w:ilvl="4" w:tplc="100C0019" w:tentative="1">
+      <w:start w:val="1"/>
+      <w:numFmt w:val="lowerLetter"/>
+      <w:lvlText w:val="%5."/>
+      <w:lvlJc w:val="left"/>
+      <w:pPr>
+        <w:ind w:left="3600" w:hanging="360"/>
+      </w:pPr>
+    </w:lvl>
+    <w:lvl w:ilvl="5" w:tplc="100C001B" w:tentative="1">
+      <w:start w:val="1"/>
+      <w:numFmt w:val="lowerRoman"/>
+      <w:lvlText w:val="%6."/>
+      <w:lvlJc w:val="right"/>
+      <w:pPr>
+        <w:ind w:left="4320" w:hanging="180"/>
+      </w:pPr>
+    </w:lvl>
+    <w:lvl w:ilvl="6" w:tplc="100C000F" w:tentative="1">
+      <w:start w:val="1"/>
+      <w:numFmt w:val="decimal"/>
+      <w:lvlText w:val="%7."/>
+      <w:lvlJc w:val="left"/>
+      <w:pPr>
+        <w:ind w:left="5040" w:hanging="360"/>
+      </w:pPr>
+    </w:lvl>
+    <w:lvl w:ilvl="7" w:tplc="100C0019" w:tentative="1">
+      <w:start w:val="1"/>
+      <w:numFmt w:val="lowerLetter"/>
+      <w:lvlText w:val="%8."/>
+      <w:lvlJc w:val="left"/>
+      <w:pPr>
+        <w:ind w:left="5760" w:hanging="360"/>
+      </w:pPr>
+    </w:lvl>
+    <w:lvl w:ilvl="8" w:tplc="100C001B" w:tentative="1">
+      <w:start w:val="1"/>
+      <w:numFmt w:val="lowerRoman"/>
+      <w:lvlText w:val="%9."/>
+      <w:lvlJc w:val="right"/>
+      <w:pPr>
+        <w:ind w:left="6480" w:hanging="180"/>
+      </w:pPr>
+    </w:lvl>
+  </w:abstractNum>
+  <w:abstractNum w:abstractNumId="17" w15:restartNumberingAfterBreak="0">
     <w:nsid w:val="3E4C33EF"/>
     <w:multiLevelType w:val="multilevel"/>
     <w:tmpl w:val="2D08DFD8"/>
@@ -2243,7 +3943,93 @@
       </w:rPr>
     </w:lvl>
   </w:abstractNum>
-  <w:abstractNum w:abstractNumId="11" w15:restartNumberingAfterBreak="0">
+  <w:abstractNum w:abstractNumId="18" w15:restartNumberingAfterBreak="0">
+    <w:nsid w:val="45591A93"/>
+    <w:multiLevelType w:val="hybridMultilevel"/>
+    <w:tmpl w:val="50A426C6"/>
+    <w:lvl w:ilvl="0" w:tplc="100C000F">
+      <w:start w:val="1"/>
+      <w:numFmt w:val="decimal"/>
+      <w:lvlText w:val="%1."/>
+      <w:lvlJc w:val="left"/>
+      <w:pPr>
+        <w:ind w:left="720" w:hanging="360"/>
+      </w:pPr>
+    </w:lvl>
+    <w:lvl w:ilvl="1" w:tplc="100C0019" w:tentative="1">
+      <w:start w:val="1"/>
+      <w:numFmt w:val="lowerLetter"/>
+      <w:lvlText w:val="%2."/>
+      <w:lvlJc w:val="left"/>
+      <w:pPr>
+        <w:ind w:left="1440" w:hanging="360"/>
+      </w:pPr>
+    </w:lvl>
+    <w:lvl w:ilvl="2" w:tplc="100C001B" w:tentative="1">
+      <w:start w:val="1"/>
+      <w:numFmt w:val="lowerRoman"/>
+      <w:lvlText w:val="%3."/>
+      <w:lvlJc w:val="right"/>
+      <w:pPr>
+        <w:ind w:left="2160" w:hanging="180"/>
+      </w:pPr>
+    </w:lvl>
+    <w:lvl w:ilvl="3" w:tplc="100C000F" w:tentative="1">
+      <w:start w:val="1"/>
+      <w:numFmt w:val="decimal"/>
+      <w:lvlText w:val="%4."/>
+      <w:lvlJc w:val="left"/>
+      <w:pPr>
+        <w:ind w:left="2880" w:hanging="360"/>
+      </w:pPr>
+    </w:lvl>
+    <w:lvl w:ilvl="4" w:tplc="100C0019" w:tentative="1">
+      <w:start w:val="1"/>
+      <w:numFmt w:val="lowerLetter"/>
+      <w:lvlText w:val="%5."/>
+      <w:lvlJc w:val="left"/>
+      <w:pPr>
+        <w:ind w:left="3600" w:hanging="360"/>
+      </w:pPr>
+    </w:lvl>
+    <w:lvl w:ilvl="5" w:tplc="100C001B" w:tentative="1">
+      <w:start w:val="1"/>
+      <w:numFmt w:val="lowerRoman"/>
+      <w:lvlText w:val="%6."/>
+      <w:lvlJc w:val="right"/>
+      <w:pPr>
+        <w:ind w:left="4320" w:hanging="180"/>
+      </w:pPr>
+    </w:lvl>
+    <w:lvl w:ilvl="6" w:tplc="100C000F" w:tentative="1">
+      <w:start w:val="1"/>
+      <w:numFmt w:val="decimal"/>
+      <w:lvlText w:val="%7."/>
+      <w:lvlJc w:val="left"/>
+      <w:pPr>
+        <w:ind w:left="5040" w:hanging="360"/>
+      </w:pPr>
+    </w:lvl>
+    <w:lvl w:ilvl="7" w:tplc="100C0019" w:tentative="1">
+      <w:start w:val="1"/>
+      <w:numFmt w:val="lowerLetter"/>
+      <w:lvlText w:val="%8."/>
+      <w:lvlJc w:val="left"/>
+      <w:pPr>
+        <w:ind w:left="5760" w:hanging="360"/>
+      </w:pPr>
+    </w:lvl>
+    <w:lvl w:ilvl="8" w:tplc="100C001B" w:tentative="1">
+      <w:start w:val="1"/>
+      <w:numFmt w:val="lowerRoman"/>
+      <w:lvlText w:val="%9."/>
+      <w:lvlJc w:val="right"/>
+      <w:pPr>
+        <w:ind w:left="6480" w:hanging="180"/>
+      </w:pPr>
+    </w:lvl>
+  </w:abstractNum>
+  <w:abstractNum w:abstractNumId="19" w15:restartNumberingAfterBreak="0">
     <w:nsid w:val="49C12401"/>
     <w:multiLevelType w:val="multilevel"/>
     <w:tmpl w:val="CBD8D6CA"/>
@@ -2392,7 +4178,182 @@
       </w:rPr>
     </w:lvl>
   </w:abstractNum>
-  <w:abstractNum w:abstractNumId="12" w15:restartNumberingAfterBreak="0">
+  <w:abstractNum w:abstractNumId="20" w15:restartNumberingAfterBreak="0">
+    <w:nsid w:val="4AAD04B5"/>
+    <w:multiLevelType w:val="hybridMultilevel"/>
+    <w:tmpl w:val="832E1C34"/>
+    <w:lvl w:ilvl="0" w:tplc="100C000F">
+      <w:start w:val="1"/>
+      <w:numFmt w:val="decimal"/>
+      <w:lvlText w:val="%1."/>
+      <w:lvlJc w:val="left"/>
+      <w:pPr>
+        <w:ind w:left="720" w:hanging="360"/>
+      </w:pPr>
+    </w:lvl>
+    <w:lvl w:ilvl="1" w:tplc="100C0019" w:tentative="1">
+      <w:start w:val="1"/>
+      <w:numFmt w:val="lowerLetter"/>
+      <w:lvlText w:val="%2."/>
+      <w:lvlJc w:val="left"/>
+      <w:pPr>
+        <w:ind w:left="1440" w:hanging="360"/>
+      </w:pPr>
+    </w:lvl>
+    <w:lvl w:ilvl="2" w:tplc="100C001B" w:tentative="1">
+      <w:start w:val="1"/>
+      <w:numFmt w:val="lowerRoman"/>
+      <w:lvlText w:val="%3."/>
+      <w:lvlJc w:val="right"/>
+      <w:pPr>
+        <w:ind w:left="2160" w:hanging="180"/>
+      </w:pPr>
+    </w:lvl>
+    <w:lvl w:ilvl="3" w:tplc="100C000F" w:tentative="1">
+      <w:start w:val="1"/>
+      <w:numFmt w:val="decimal"/>
+      <w:lvlText w:val="%4."/>
+      <w:lvlJc w:val="left"/>
+      <w:pPr>
+        <w:ind w:left="2880" w:hanging="360"/>
+      </w:pPr>
+    </w:lvl>
+    <w:lvl w:ilvl="4" w:tplc="100C0019" w:tentative="1">
+      <w:start w:val="1"/>
+      <w:numFmt w:val="lowerLetter"/>
+      <w:lvlText w:val="%5."/>
+      <w:lvlJc w:val="left"/>
+      <w:pPr>
+        <w:ind w:left="3600" w:hanging="360"/>
+      </w:pPr>
+    </w:lvl>
+    <w:lvl w:ilvl="5" w:tplc="100C001B" w:tentative="1">
+      <w:start w:val="1"/>
+      <w:numFmt w:val="lowerRoman"/>
+      <w:lvlText w:val="%6."/>
+      <w:lvlJc w:val="right"/>
+      <w:pPr>
+        <w:ind w:left="4320" w:hanging="180"/>
+      </w:pPr>
+    </w:lvl>
+    <w:lvl w:ilvl="6" w:tplc="100C000F" w:tentative="1">
+      <w:start w:val="1"/>
+      <w:numFmt w:val="decimal"/>
+      <w:lvlText w:val="%7."/>
+      <w:lvlJc w:val="left"/>
+      <w:pPr>
+        <w:ind w:left="5040" w:hanging="360"/>
+      </w:pPr>
+    </w:lvl>
+    <w:lvl w:ilvl="7" w:tplc="100C0019" w:tentative="1">
+      <w:start w:val="1"/>
+      <w:numFmt w:val="lowerLetter"/>
+      <w:lvlText w:val="%8."/>
+      <w:lvlJc w:val="left"/>
+      <w:pPr>
+        <w:ind w:left="5760" w:hanging="360"/>
+      </w:pPr>
+    </w:lvl>
+    <w:lvl w:ilvl="8" w:tplc="100C001B" w:tentative="1">
+      <w:start w:val="1"/>
+      <w:numFmt w:val="lowerRoman"/>
+      <w:lvlText w:val="%9."/>
+      <w:lvlJc w:val="right"/>
+      <w:pPr>
+        <w:ind w:left="6480" w:hanging="180"/>
+      </w:pPr>
+    </w:lvl>
+  </w:abstractNum>
+  <w:abstractNum w:abstractNumId="21" w15:restartNumberingAfterBreak="0">
+    <w:nsid w:val="5541771C"/>
+    <w:multiLevelType w:val="hybridMultilevel"/>
+    <w:tmpl w:val="8D5C84C0"/>
+    <w:lvl w:ilvl="0" w:tplc="100C000F">
+      <w:start w:val="1"/>
+      <w:numFmt w:val="decimal"/>
+      <w:lvlText w:val="%1."/>
+      <w:lvlJc w:val="left"/>
+      <w:pPr>
+        <w:ind w:left="720" w:hanging="360"/>
+      </w:pPr>
+      <w:rPr>
+        <w:rFonts w:hint="default"/>
+      </w:rPr>
+    </w:lvl>
+    <w:lvl w:ilvl="1" w:tplc="100C0019" w:tentative="1">
+      <w:start w:val="1"/>
+      <w:numFmt w:val="lowerLetter"/>
+      <w:lvlText w:val="%2."/>
+      <w:lvlJc w:val="left"/>
+      <w:pPr>
+        <w:ind w:left="1440" w:hanging="360"/>
+      </w:pPr>
+    </w:lvl>
+    <w:lvl w:ilvl="2" w:tplc="100C001B" w:tentative="1">
+      <w:start w:val="1"/>
+      <w:numFmt w:val="lowerRoman"/>
+      <w:lvlText w:val="%3."/>
+      <w:lvlJc w:val="right"/>
+      <w:pPr>
+        <w:ind w:left="2160" w:hanging="180"/>
+      </w:pPr>
+    </w:lvl>
+    <w:lvl w:ilvl="3" w:tplc="100C000F" w:tentative="1">
+      <w:start w:val="1"/>
+      <w:numFmt w:val="decimal"/>
+      <w:lvlText w:val="%4."/>
+      <w:lvlJc w:val="left"/>
+      <w:pPr>
+        <w:ind w:left="2880" w:hanging="360"/>
+      </w:pPr>
+    </w:lvl>
+    <w:lvl w:ilvl="4" w:tplc="100C0019" w:tentative="1">
+      <w:start w:val="1"/>
+      <w:numFmt w:val="lowerLetter"/>
+      <w:lvlText w:val="%5."/>
+      <w:lvlJc w:val="left"/>
+      <w:pPr>
+        <w:ind w:left="3600" w:hanging="360"/>
+      </w:pPr>
+    </w:lvl>
+    <w:lvl w:ilvl="5" w:tplc="100C001B" w:tentative="1">
+      <w:start w:val="1"/>
+      <w:numFmt w:val="lowerRoman"/>
+      <w:lvlText w:val="%6."/>
+      <w:lvlJc w:val="right"/>
+      <w:pPr>
+        <w:ind w:left="4320" w:hanging="180"/>
+      </w:pPr>
+    </w:lvl>
+    <w:lvl w:ilvl="6" w:tplc="100C000F" w:tentative="1">
+      <w:start w:val="1"/>
+      <w:numFmt w:val="decimal"/>
+      <w:lvlText w:val="%7."/>
+      <w:lvlJc w:val="left"/>
+      <w:pPr>
+        <w:ind w:left="5040" w:hanging="360"/>
+      </w:pPr>
+    </w:lvl>
+    <w:lvl w:ilvl="7" w:tplc="100C0019" w:tentative="1">
+      <w:start w:val="1"/>
+      <w:numFmt w:val="lowerLetter"/>
+      <w:lvlText w:val="%8."/>
+      <w:lvlJc w:val="left"/>
+      <w:pPr>
+        <w:ind w:left="5760" w:hanging="360"/>
+      </w:pPr>
+    </w:lvl>
+    <w:lvl w:ilvl="8" w:tplc="100C001B" w:tentative="1">
+      <w:start w:val="1"/>
+      <w:numFmt w:val="lowerRoman"/>
+      <w:lvlText w:val="%9."/>
+      <w:lvlJc w:val="right"/>
+      <w:pPr>
+        <w:ind w:left="6480" w:hanging="180"/>
+      </w:pPr>
+    </w:lvl>
+  </w:abstractNum>
+  <w:abstractNum w:abstractNumId="22" w15:restartNumberingAfterBreak="0">
     <w:nsid w:val="565422E4"/>
     <w:multiLevelType w:val="multilevel"/>
     <w:tmpl w:val="7D6AA7D6"/>
@@ -2541,7 +4502,7 @@
       </w:rPr>
     </w:lvl>
   </w:abstractNum>
-  <w:abstractNum w:abstractNumId="13" w15:restartNumberingAfterBreak="0">
+  <w:abstractNum w:abstractNumId="23" w15:restartNumberingAfterBreak="0">
     <w:nsid w:val="59526BF4"/>
     <w:multiLevelType w:val="multilevel"/>
     <w:tmpl w:val="5EBEF53C"/>
@@ -2690,7 +4651,120 @@
       </w:rPr>
     </w:lvl>
   </w:abstractNum>
-  <w:abstractNum w:abstractNumId="14" w15:restartNumberingAfterBreak="0">
+  <w:abstractNum w:abstractNumId="24" w15:restartNumberingAfterBreak="0">
+    <w:nsid w:val="63A616AE"/>
+    <w:multiLevelType w:val="multilevel"/>
+    <w:tmpl w:val="6EE25D02"/>
+    <w:lvl w:ilvl="0">
+      <w:start w:val="1"/>
+      <w:numFmt w:val="decimal"/>
+      <w:lvlText w:val="%1."/>
+      <w:lvlJc w:val="left"/>
+      <w:pPr>
+        <w:tabs>
+          <w:tab w:val="num" w:pos="720"/>
+        </w:tabs>
+        <w:ind w:left="720" w:hanging="360"/>
+      </w:pPr>
+    </w:lvl>
+    <w:lvl w:ilvl="1" w:tentative="1">
+      <w:start w:val="1"/>
+      <w:numFmt w:val="decimal"/>
+      <w:lvlText w:val="%2."/>
+      <w:lvlJc w:val="left"/>
+      <w:pPr>
+        <w:tabs>
+          <w:tab w:val="num" w:pos="1440"/>
+        </w:tabs>
+        <w:ind w:left="1440" w:hanging="360"/>
+      </w:pPr>
+    </w:lvl>
+    <w:lvl w:ilvl="2" w:tentative="1">
+      <w:start w:val="1"/>
+      <w:numFmt w:val="decimal"/>
+      <w:lvlText w:val="%3."/>
+      <w:lvlJc w:val="left"/>
+      <w:pPr>
+        <w:tabs>
+          <w:tab w:val="num" w:pos="2160"/>
+        </w:tabs>
+        <w:ind w:left="2160" w:hanging="360"/>
+      </w:pPr>
+    </w:lvl>
+    <w:lvl w:ilvl="3" w:tentative="1">
+      <w:start w:val="1"/>
+      <w:numFmt w:val="decimal"/>
+      <w:lvlText w:val="%4."/>
+      <w:lvlJc w:val="left"/>
+      <w:pPr>
+        <w:tabs>
+          <w:tab w:val="num" w:pos="2880"/>
+        </w:tabs>
+        <w:ind w:left="2880" w:hanging="360"/>
+      </w:pPr>
+    </w:lvl>
+    <w:lvl w:ilvl="4" w:tentative="1">
+      <w:start w:val="1"/>
+      <w:numFmt w:val="decimal"/>
+      <w:lvlText w:val="%5."/>
+      <w:lvlJc w:val="left"/>
+      <w:pPr>
+        <w:tabs>
+          <w:tab w:val="num" w:pos="3600"/>
+        </w:tabs>
+        <w:ind w:left="3600" w:hanging="360"/>
+      </w:pPr>
+    </w:lvl>
+    <w:lvl w:ilvl="5" w:tentative="1">
+      <w:start w:val="1"/>
+      <w:numFmt w:val="decimal"/>
+      <w:lvlText w:val="%6."/>
+      <w:lvlJc w:val="left"/>
+      <w:pPr>
+        <w:tabs>
+          <w:tab w:val="num" w:pos="4320"/>
+        </w:tabs>
+        <w:ind w:left="4320" w:hanging="360"/>
+      </w:pPr>
+    </w:lvl>
+    <w:lvl w:ilvl="6" w:tentative="1">
+      <w:start w:val="1"/>
+      <w:numFmt w:val="decimal"/>
+      <w:lvlText w:val="%7."/>
+      <w:lvlJc w:val="left"/>
+      <w:pPr>
+        <w:tabs>
+          <w:tab w:val="num" w:pos="5040"/>
+        </w:tabs>
+        <w:ind w:left="5040" w:hanging="360"/>
+      </w:pPr>
+    </w:lvl>
+    <w:lvl w:ilvl="7" w:tentative="1">
+      <w:start w:val="1"/>
+      <w:numFmt w:val="decimal"/>
+      <w:lvlText w:val="%8."/>
+      <w:lvlJc w:val="left"/>
+      <w:pPr>
+        <w:tabs>
+          <w:tab w:val="num" w:pos="5760"/>
+        </w:tabs>
+        <w:ind w:left="5760" w:hanging="360"/>
+      </w:pPr>
+    </w:lvl>
+    <w:lvl w:ilvl="8" w:tentative="1">
+      <w:start w:val="1"/>
+      <w:numFmt w:val="decimal"/>
+      <w:lvlText w:val="%9."/>
+      <w:lvlJc w:val="left"/>
+      <w:pPr>
+        <w:tabs>
+          <w:tab w:val="num" w:pos="6480"/>
+        </w:tabs>
+        <w:ind w:left="6480" w:hanging="360"/>
+      </w:pPr>
+    </w:lvl>
+  </w:abstractNum>
+  <w:abstractNum w:abstractNumId="25" w15:restartNumberingAfterBreak="0">
     <w:nsid w:val="6A4B7CA9"/>
     <w:multiLevelType w:val="multilevel"/>
     <w:tmpl w:val="60CCFCF2"/>
@@ -2843,46 +4917,79 @@
     <w:abstractNumId w:val="1"/>
   </w:num>
   <w:num w:numId="2" w16cid:durableId="1751342210">
-    <w:abstractNumId w:val="9"/>
+    <w:abstractNumId w:val="15"/>
   </w:num>
   <w:num w:numId="3" w16cid:durableId="1614558261">
-    <w:abstractNumId w:val="5"/>
+    <w:abstractNumId w:val="8"/>
   </w:num>
   <w:num w:numId="4" w16cid:durableId="141625887">
-    <w:abstractNumId w:val="8"/>
+    <w:abstractNumId w:val="13"/>
   </w:num>
   <w:num w:numId="5" w16cid:durableId="1006131564">
     <w:abstractNumId w:val="3"/>
   </w:num>
   <w:num w:numId="6" w16cid:durableId="821386414">
-    <w:abstractNumId w:val="12"/>
+    <w:abstractNumId w:val="22"/>
   </w:num>
   <w:num w:numId="7" w16cid:durableId="63767329">
-    <w:abstractNumId w:val="10"/>
+    <w:abstractNumId w:val="17"/>
   </w:num>
   <w:num w:numId="8" w16cid:durableId="1354066620">
-    <w:abstractNumId w:val="11"/>
+    <w:abstractNumId w:val="19"/>
   </w:num>
   <w:num w:numId="9" w16cid:durableId="785124398">
     <w:abstractNumId w:val="2"/>
   </w:num>
   <w:num w:numId="10" w16cid:durableId="1783258057">
-    <w:abstractNumId w:val="6"/>
+    <w:abstractNumId w:val="10"/>
   </w:num>
   <w:num w:numId="11" w16cid:durableId="1115827643">
     <w:abstractNumId w:val="0"/>
   </w:num>
   <w:num w:numId="12" w16cid:durableId="1162814325">
+    <w:abstractNumId w:val="6"/>
+  </w:num>
+  <w:num w:numId="13" w16cid:durableId="941690464">
+    <w:abstractNumId w:val="25"/>
+  </w:num>
+  <w:num w:numId="14" w16cid:durableId="449780792">
+    <w:abstractNumId w:val="12"/>
+  </w:num>
+  <w:num w:numId="15" w16cid:durableId="1518076999">
+    <w:abstractNumId w:val="23"/>
+  </w:num>
+  <w:num w:numId="16" w16cid:durableId="982543049">
+    <w:abstractNumId w:val="9"/>
+  </w:num>
+  <w:num w:numId="17" w16cid:durableId="71245195">
+    <w:abstractNumId w:val="7"/>
+  </w:num>
+  <w:num w:numId="18" w16cid:durableId="1817330366">
+    <w:abstractNumId w:val="11"/>
+  </w:num>
+  <w:num w:numId="19" w16cid:durableId="775251492">
+    <w:abstractNumId w:val="16"/>
+  </w:num>
+  <w:num w:numId="20" w16cid:durableId="282348193">
+    <w:abstractNumId w:val="21"/>
+  </w:num>
+  <w:num w:numId="21" w16cid:durableId="1018586391">
     <w:abstractNumId w:val="4"/>
   </w:num>
-  <w:num w:numId="13" w16cid:durableId="941690464">
+  <w:num w:numId="22" w16cid:durableId="2068457345">
     <w:abstractNumId w:val="14"/>
   </w:num>
-  <w:num w:numId="14" w16cid:durableId="449780792">
-    <w:abstractNumId w:val="7"/>
+  <w:num w:numId="23" w16cid:durableId="878317857">
+    <w:abstractNumId w:val="18"/>
   </w:num>
-  <w:num w:numId="15" w16cid:durableId="1518076999">
-    <w:abstractNumId w:val="13"/>
+  <w:num w:numId="24" w16cid:durableId="2135252379">
+    <w:abstractNumId w:val="20"/>
+  </w:num>
+  <w:num w:numId="25" w16cid:durableId="1960068205">
+    <w:abstractNumId w:val="5"/>
+  </w:num>
+  <w:num w:numId="26" w16cid:durableId="1007093874">
+    <w:abstractNumId w:val="24"/>
   </w:num>
 </w:numbering>
 </file>
@@ -3287,7 +5394,7 @@
   <w:style w:type="paragraph" w:default="1" w:styleId="Normal">
     <w:name w:val="Normal"/>
     <w:qFormat/>
-    <w:rsid w:val="007B543B"/>
+    <w:rsid w:val="0077379A"/>
   </w:style>
   <w:style w:type="paragraph" w:styleId="Titre1">
     <w:name w:val="heading 1"/>
@@ -3490,7 +5597,6 @@
   <w:style w:type="character" w:default="1" w:styleId="Policepardfaut">
     <w:name w:val="Default Paragraph Font"/>
     <w:uiPriority w:val="1"/>
-    <w:semiHidden/>
     <w:unhideWhenUsed/>
   </w:style>
   <w:style w:type="table" w:default="1" w:styleId="TableauNormal">
@@ -4122,4 +6228,16 @@
     </a:ext>
   </a:extLst>
 </a:theme>
+</file>
+
+<file path=customXml/item1.xml><?xml version="1.0" encoding="utf-8"?>
+<b:Sources xmlns:b="http://schemas.openxmlformats.org/officeDocument/2006/bibliography" xmlns="http://schemas.openxmlformats.org/officeDocument/2006/bibliography" SelectedStyle="\APASixthEditionOfficeOnline.xsl" StyleName="APA" Version="6"/>
+</file>
+
+<file path=customXml/itemProps1.xml><?xml version="1.0" encoding="utf-8"?>
+<ds:datastoreItem xmlns:ds="http://schemas.openxmlformats.org/officeDocument/2006/customXml" ds:itemID="{04F2DB54-096A-48AA-B394-7297F69C579B}">
+  <ds:schemaRefs>
+    <ds:schemaRef ds:uri="http://schemas.openxmlformats.org/officeDocument/2006/bibliography"/>
+  </ds:schemaRefs>
+</ds:datastoreItem>
 </file>